--- a/swh/docx/020.content.docx
+++ b/swh/docx/020.content.docx
@@ -5863,7 +5863,7 @@
         <w:rPr>
           <w:lang w:val="sw_KE" w:bidi="sw_KE"/>
         </w:rPr>
-        <w:t>). Ingawa tohara ilianzia kama desturi ya kikabila au kidini ya kale, tangu mwanzoni mwa karne hii imekuwa ikifanyika katika mataifa ya Magharibi kwa madhumuni ya usafi. Madaktari wengi wanaamini kwamba tohara husaidia kuzuia saratani za sehemu za siri kwa wanaume na wake zao, hivyo kwamba operesheni hii ndogo hufanywa siku chache baada ya kuzaliwa kwa karibu watoto wote wa kiume huko Amerika Kaskazini. Nje ya Uyahudi, utaratibu huu hauwezi tena kubeba umuhimu wa kidini.</w:t>
+        <w:t>). Tohara ilianza kama desturi ya kikabila au kidini ya kale. Katika baadhi ya nchi za Magharibi, pia imefanywa kwa wavulana wachanga kwa sababu za afya na usafi. Pale ambapo tohara inafanywa kwa sababu za kimatibabu, haina maana ya kidini.</w:t>
       </w:r>
     </w:p>
     <w:p>
@@ -5956,7 +5956,7 @@
         <w:rPr>
           <w:lang w:val="sw_KE" w:bidi="sw_KE"/>
         </w:rPr>
-        <w:t xml:space="preserve">Desturi ya tohara ni ya zamani zaidi kuliko watu wa Kiebrania. Michoro ya mapango inatoa ushahidi kwamba ilifanyika katika nyakati za kabla ya historia. Michoro ya hekalu la Misri inaonyesha kwamba operesheni hiyo ilikuwa ya kawaida mnamo 4000 Kabla ya Kristo (KK) na labda hata mapema zaidi. Makundi ya watu waliokuwa wakifanya tohara waliishi karibu kila bara. Desturi hiyo ilizingatiwa miongoni mwa Wahindi wa Amerika ya Kati na Kusini, Wapolinesia, watu wa New Guinea, makabila mengi ya Australia na Afrika, Wamisri, na Waarabu wa kabla ya Uislamu. Desturi hiyo haitajwi katika Koran, lakini kwa sababu Muhammad alitahiriwa, mila inasema kwamba Waislamu wa kiume wafuate desturi hiyo ya kale. Ukoo wa Kiarabu unafuatiliwa hadi kwa </w:t>
+        <w:t xml:space="preserve">Desturi ya tohara ni ya zamani zaidi kuliko watu wa Kiebrania. Michoro ya mapangoni huenda ikaonyesha kwamba tohara ilifanyika tangu nyakati za kabla ya historia. Michoro ya kale kwenye makaburi ya Misri ya karibu mwaka 2400 KK inaonyesha kwamba tohara ilifanyika nchini Misri. Makundi ya watu waliokuwa wakifanya tohara waliishi karibu kila bara. Desturi hiyo ilizingatiwa miongoni mwa Wahindi wa Amerika ya Kati na Kusini, Wapolinesia, watu wa New Guinea, makabila mengi ya Australia na Afrika, Wamisri, na Waarabu wa kabla ya Uislamu. Desturi hiyo haitajwi katika Koran, lakini kwa sababu Muhammad alitahiriwa, mila inasema kwamba Waislamu wa kiume wafuate desturi hiyo ya kale. Ukoo wa Kiarabu unafuatiliwa hadi kwa </w:t>
       </w:r>
       <w:r>
         <w:rPr>
@@ -6006,7 +6006,1626 @@
         <w:rPr>
           <w:lang w:val="sw_KE" w:bidi="sw_KE"/>
         </w:rPr>
-        <w:t>Miongoni mwa watu wa Semiti wa Magharibi, Waamoni, Waedomi, Wamidiani, Wamoabi, na Wafinisia wote walifanya tohara (</w:t>
+        <w:t>Yeremia anaonyesha kwamba tohara ilifanywa na baadhi ya mataifa yaliyokuwa jirani na Israeli, kutia ndani Wamisri, Waedomu, Waamoni, Wamoabu, na watu waliokuwa wakiishi jangwani (Yeremia 9:25–26). Wafilisti, hata hivyo, hawakufanya (</w:t>
+      </w:r>
+      <w:r>
+        <w:rPr>
+          <w:lang w:val="sw_KE" w:bidi="sw_KE"/>
+        </w:rPr>
+        <w:t>Waamuzi 14:3</w:t>
+      </w:r>
+      <w:r>
+        <w:rPr>
+          <w:lang w:val="sw_KE" w:bidi="sw_KE"/>
+        </w:rPr>
+        <w:t xml:space="preserve">; </w:t>
+      </w:r>
+      <w:r>
+        <w:rPr>
+          <w:lang w:val="sw_KE" w:bidi="sw_KE"/>
+        </w:rPr>
+        <w:t>15:18</w:t>
+      </w:r>
+      <w:r>
+        <w:rPr>
+          <w:lang w:val="sw_KE" w:bidi="sw_KE"/>
+        </w:rPr>
+        <w:t xml:space="preserve">; </w:t>
+      </w:r>
+      <w:r>
+        <w:rPr>
+          <w:lang w:val="sw_KE" w:bidi="sw_KE"/>
+        </w:rPr>
+        <w:t>1 Samweli 14:6</w:t>
+      </w:r>
+      <w:r>
+        <w:rPr>
+          <w:lang w:val="sw_KE" w:bidi="sw_KE"/>
+        </w:rPr>
+        <w:t xml:space="preserve">; </w:t>
+      </w:r>
+      <w:r>
+        <w:rPr>
+          <w:lang w:val="sw_KE" w:bidi="sw_KE"/>
+        </w:rPr>
+        <w:t>17:26, 36</w:t>
+      </w:r>
+      <w:r>
+        <w:rPr>
+          <w:lang w:val="sw_KE" w:bidi="sw_KE"/>
+        </w:rPr>
+        <w:t xml:space="preserve">; </w:t>
+      </w:r>
+      <w:r>
+        <w:rPr>
+          <w:lang w:val="sw_KE" w:bidi="sw_KE"/>
+        </w:rPr>
+        <w:t>18:25, 27</w:t>
+      </w:r>
+      <w:r>
+        <w:rPr>
+          <w:lang w:val="sw_KE" w:bidi="sw_KE"/>
+        </w:rPr>
+        <w:t xml:space="preserve">; </w:t>
+      </w:r>
+      <w:r>
+        <w:rPr>
+          <w:lang w:val="sw_KE" w:bidi="sw_KE"/>
+        </w:rPr>
+        <w:t>31:4</w:t>
+      </w:r>
+      <w:r>
+        <w:rPr>
+          <w:lang w:val="sw_KE" w:bidi="sw_KE"/>
+        </w:rPr>
+        <w:t xml:space="preserve">; </w:t>
+      </w:r>
+      <w:r>
+        <w:rPr>
+          <w:lang w:val="sw_KE" w:bidi="sw_KE"/>
+        </w:rPr>
+        <w:t>2 Samweli 1:20</w:t>
+      </w:r>
+      <w:r>
+        <w:rPr>
+          <w:lang w:val="sw_KE" w:bidi="sw_KE"/>
+        </w:rPr>
+        <w:t xml:space="preserve">; </w:t>
+      </w:r>
+      <w:r>
+        <w:rPr>
+          <w:lang w:val="sw_KE" w:bidi="sw_KE"/>
+        </w:rPr>
+        <w:t>3:14</w:t>
+      </w:r>
+      <w:r>
+        <w:rPr>
+          <w:lang w:val="sw_KE" w:bidi="sw_KE"/>
+        </w:rPr>
+        <w:t xml:space="preserve">; </w:t>
+      </w:r>
+      <w:r>
+        <w:rPr>
+          <w:lang w:val="sw_KE" w:bidi="sw_KE"/>
+        </w:rPr>
+        <w:t>1 Mambo ya Nyakati 10:4</w:t>
+      </w:r>
+      <w:r>
+        <w:rPr>
+          <w:lang w:val="sw_KE" w:bidi="sw_KE"/>
+        </w:rPr>
+        <w:t>).</w:t>
+      </w:r>
+    </w:p>
+    <w:p>
+      <w:pPr/>
+      <w:r>
+        <w:rPr>
+          <w:lang w:val="sw_KE" w:bidi="sw_KE"/>
+        </w:rPr>
+      </w:r>
+      <w:r>
+        <w:rPr>
+          <w:lang w:val="sw_KE" w:bidi="sw_KE"/>
+        </w:rPr>
+        <w:t>Vijana wa kiume walikuwa wakitahiriwa kwa kawaida wakati wa kubaleghe, dhahiri kwa maandalizi ya ndoa na kuingia katika majukumu kamili ya kikabila. Waebrania walikuwa watendaji wa kale pekee wa tohara waliokuwa wakifanya ibada hiyo katika utoto, hivyo kuiondoa kutoka kwa uhusiano na mila za uzazi.</w:t>
+      </w:r>
+    </w:p>
+    <w:p>
+      <w:pPr>
+        <w:pStyle w:val="Heading3"/>
+      </w:pPr>
+      <w:r>
+        <w:rPr>
+          <w:lang w:val="sw_KE" w:bidi="sw_KE"/>
+        </w:rPr>
+        <w:t>Tohara katika Agano la Kale</w:t>
+      </w:r>
+    </w:p>
+    <w:p>
+      <w:pPr/>
+      <w:r>
+        <w:rPr>
+          <w:lang w:val="sw_KE" w:bidi="sw_KE"/>
+        </w:rPr>
+      </w:r>
+      <w:r>
+        <w:rPr>
+          <w:lang w:val="sw_KE" w:bidi="sw_KE"/>
+        </w:rPr>
+        <w:t xml:space="preserve">Kwenye Biblia, desturi ya tohara ilianza katika </w:t>
+      </w:r>
+      <w:r>
+        <w:rPr>
+          <w:lang w:val="sw_KE" w:bidi="sw_KE"/>
+        </w:rPr>
+        <w:t>Mwanzo 17</w:t>
+      </w:r>
+      <w:r>
+        <w:rPr>
+          <w:lang w:val="sw_KE" w:bidi="sw_KE"/>
+        </w:rPr>
+        <w:t xml:space="preserve"> kama ishara ya agano kati ya Mungu na Abrahamu. Mungu alimuahidi Abrahamu nchi na, kupitia mwana ambaye bado hajazaliwa, uzao mwingi, ambao wafalme wangetoka. Baraka zingemjia Abrahamu na kupitia yeye kwa mataifa yote (</w:t>
+      </w:r>
+      <w:r>
+        <w:rPr>
+          <w:lang w:val="sw_KE" w:bidi="sw_KE"/>
+        </w:rPr>
+        <w:t>Mwanzo 12:1–3</w:t>
+      </w:r>
+      <w:r>
+        <w:rPr>
+          <w:lang w:val="sw_KE" w:bidi="sw_KE"/>
+        </w:rPr>
+        <w:t xml:space="preserve">). Baada ya agano kuzinduliwa rasmi (mlango wa </w:t>
+      </w:r>
+      <w:r>
+        <w:rPr>
+          <w:lang w:val="sw_KE" w:bidi="sw_KE"/>
+        </w:rPr>
+        <w:t>15</w:t>
+      </w:r>
+      <w:r>
+        <w:rPr>
+          <w:lang w:val="sw_KE" w:bidi="sw_KE"/>
+        </w:rPr>
+        <w:t xml:space="preserve">), Mungu alilithibitisha, akimwamuru Abrahamu kutahiriwa pamoja na wanaume wote katika nyumba yake (Mwanzo </w:t>
+      </w:r>
+      <w:r>
+        <w:rPr>
+          <w:lang w:val="sw_KE" w:bidi="sw_KE"/>
+        </w:rPr>
+        <w:t>17:9–13</w:t>
+      </w:r>
+      <w:r>
+        <w:rPr>
+          <w:lang w:val="sw_KE" w:bidi="sw_KE"/>
+        </w:rPr>
+        <w:t>).</w:t>
+      </w:r>
+    </w:p>
+    <w:p>
+      <w:pPr/>
+      <w:r>
+        <w:rPr>
+          <w:lang w:val="sw_KE" w:bidi="sw_KE"/>
+        </w:rPr>
+      </w:r>
+      <w:r>
+        <w:rPr>
+          <w:lang w:val="sw_KE" w:bidi="sw_KE"/>
+        </w:rPr>
+        <w:t>Tohara ilikuwa ni ishara ya imani kwamba ahadi za Mungu zingetimia. Kwa sababu imani ya Abrahamu ilipungua (</w:t>
+      </w:r>
+      <w:r>
+        <w:rPr>
+          <w:lang w:val="sw_KE" w:bidi="sw_KE"/>
+        </w:rPr>
+        <w:t>Mwanzo 16</w:t>
+      </w:r>
+      <w:r>
+        <w:rPr>
+          <w:lang w:val="sw_KE" w:bidi="sw_KE"/>
+        </w:rPr>
+        <w:t>) hata baada ya kuona maonyesho makuu ya utukufu wa Mungu (</w:t>
+      </w:r>
+      <w:r>
+        <w:rPr>
+          <w:lang w:val="sw_KE" w:bidi="sw_KE"/>
+        </w:rPr>
+        <w:t>15:9–17</w:t>
+      </w:r>
+      <w:r>
+        <w:rPr>
+          <w:lang w:val="sw_KE" w:bidi="sw_KE"/>
+        </w:rPr>
+        <w:t>), kumbukumbu ya kudumu ya ahadi za agano la Mungu iliwekwa kwenye mwili wake na miili ya wazao wake wa kiume (</w:t>
+      </w:r>
+      <w:r>
+        <w:rPr>
+          <w:lang w:val="sw_KE" w:bidi="sw_KE"/>
+        </w:rPr>
+        <w:t>17:11</w:t>
+      </w:r>
+      <w:r>
+        <w:rPr>
+          <w:lang w:val="sw_KE" w:bidi="sw_KE"/>
+        </w:rPr>
+        <w:t>). Ishara hii ilikuwa imehusishwa sana na ahadi ya agano la Mungu kiasi kwamba ibada yenyewe ingeweza kuitwa "agano" (</w:t>
+      </w:r>
+      <w:r>
+        <w:rPr>
+          <w:lang w:val="sw_KE" w:bidi="sw_KE"/>
+        </w:rPr>
+        <w:t>Mwanzo 17:10</w:t>
+      </w:r>
+      <w:r>
+        <w:rPr>
+          <w:lang w:val="sw_KE" w:bidi="sw_KE"/>
+        </w:rPr>
+        <w:t xml:space="preserve">; </w:t>
+      </w:r>
+      <w:r>
+        <w:rPr>
+          <w:lang w:val="sw_KE" w:bidi="sw_KE"/>
+        </w:rPr>
+        <w:t>Matendo 7:8</w:t>
+      </w:r>
+      <w:r>
+        <w:rPr>
+          <w:lang w:val="sw_KE" w:bidi="sw_KE"/>
+        </w:rPr>
+        <w:t>).</w:t>
+      </w:r>
+    </w:p>
+    <w:p>
+      <w:pPr/>
+      <w:r>
+        <w:rPr>
+          <w:lang w:val="sw_KE" w:bidi="sw_KE"/>
+        </w:rPr>
+      </w:r>
+      <w:r>
+        <w:rPr>
+          <w:lang w:val="sw_KE" w:bidi="sw_KE"/>
+        </w:rPr>
+        <w:t>Tohara ilifanyika siku ya nane baada ya kuzaliwa (</w:t>
+      </w:r>
+      <w:r>
+        <w:rPr>
+          <w:lang w:val="sw_KE" w:bidi="sw_KE"/>
+        </w:rPr>
+        <w:t>Mwanzo 17:12</w:t>
+      </w:r>
+      <w:r>
+        <w:rPr>
+          <w:lang w:val="sw_KE" w:bidi="sw_KE"/>
+        </w:rPr>
+        <w:t xml:space="preserve">; </w:t>
+      </w:r>
+      <w:r>
+        <w:rPr>
+          <w:lang w:val="sw_KE" w:bidi="sw_KE"/>
+        </w:rPr>
+        <w:t>Law 12:1–3</w:t>
+      </w:r>
+      <w:r>
+        <w:rPr>
+          <w:lang w:val="sw_KE" w:bidi="sw_KE"/>
+        </w:rPr>
+        <w:t xml:space="preserve">; tazama </w:t>
+      </w:r>
+      <w:r>
+        <w:rPr>
+          <w:lang w:val="sw_KE" w:bidi="sw_KE"/>
+        </w:rPr>
+        <w:t>Mwanzo 21:4</w:t>
+      </w:r>
+      <w:r>
+        <w:rPr>
+          <w:lang w:val="sw_KE" w:bidi="sw_KE"/>
+        </w:rPr>
+        <w:t xml:space="preserve">; </w:t>
+      </w:r>
+      <w:r>
+        <w:rPr>
+          <w:lang w:val="sw_KE" w:bidi="sw_KE"/>
+        </w:rPr>
+        <w:t>Lk 1:59</w:t>
+      </w:r>
+      <w:r>
+        <w:rPr>
+          <w:lang w:val="sw_KE" w:bidi="sw_KE"/>
+        </w:rPr>
+        <w:t xml:space="preserve">; </w:t>
+      </w:r>
+      <w:r>
+        <w:rPr>
+          <w:lang w:val="sw_KE" w:bidi="sw_KE"/>
+        </w:rPr>
+        <w:t>2:21</w:t>
+      </w:r>
+      <w:r>
+        <w:rPr>
+          <w:lang w:val="sw_KE" w:bidi="sw_KE"/>
+        </w:rPr>
+        <w:t xml:space="preserve">; </w:t>
+      </w:r>
+      <w:r>
+        <w:rPr>
+          <w:lang w:val="sw_KE" w:bidi="sw_KE"/>
+        </w:rPr>
+        <w:t>Matendo 7:8</w:t>
+      </w:r>
+      <w:r>
+        <w:rPr>
+          <w:lang w:val="sw_KE" w:bidi="sw_KE"/>
+        </w:rPr>
+        <w:t xml:space="preserve">; </w:t>
+      </w:r>
+      <w:r>
+        <w:rPr>
+          <w:lang w:val="sw_KE" w:bidi="sw_KE"/>
+        </w:rPr>
+        <w:t>Wafilipi 3:5</w:t>
+      </w:r>
+      <w:r>
+        <w:rPr>
+          <w:lang w:val="sw_KE" w:bidi="sw_KE"/>
+        </w:rPr>
+        <w:t>), kwa kawaida na baba wa mvulana (</w:t>
+      </w:r>
+      <w:r>
+        <w:rPr>
+          <w:lang w:val="sw_KE" w:bidi="sw_KE"/>
+        </w:rPr>
+        <w:t>Mwanzo 17:23</w:t>
+      </w:r>
+      <w:r>
+        <w:rPr>
+          <w:lang w:val="sw_KE" w:bidi="sw_KE"/>
+        </w:rPr>
+        <w:t xml:space="preserve">; </w:t>
+      </w:r>
+      <w:r>
+        <w:rPr>
+          <w:lang w:val="sw_KE" w:bidi="sw_KE"/>
+        </w:rPr>
+        <w:t>21:4</w:t>
+      </w:r>
+      <w:r>
+        <w:rPr>
+          <w:lang w:val="sw_KE" w:bidi="sw_KE"/>
+        </w:rPr>
+        <w:t xml:space="preserve">; </w:t>
+      </w:r>
+      <w:r>
+        <w:rPr>
+          <w:lang w:val="sw_KE" w:bidi="sw_KE"/>
+        </w:rPr>
+        <w:t>Matendo 7:8</w:t>
+      </w:r>
+      <w:r>
+        <w:rPr>
+          <w:lang w:val="sw_KE" w:bidi="sw_KE"/>
+        </w:rPr>
+        <w:t>), wakati ambapo jina lingetolewa (</w:t>
+      </w:r>
+      <w:r>
+        <w:rPr>
+          <w:lang w:val="sw_KE" w:bidi="sw_KE"/>
+        </w:rPr>
+        <w:t>Luka 1:59</w:t>
+      </w:r>
+      <w:r>
+        <w:rPr>
+          <w:lang w:val="sw_KE" w:bidi="sw_KE"/>
+        </w:rPr>
+        <w:t xml:space="preserve">; </w:t>
+      </w:r>
+      <w:r>
+        <w:rPr>
+          <w:lang w:val="sw_KE" w:bidi="sw_KE"/>
+        </w:rPr>
+        <w:t>2:21</w:t>
+      </w:r>
+      <w:r>
+        <w:rPr>
+          <w:lang w:val="sw_KE" w:bidi="sw_KE"/>
+        </w:rPr>
+        <w:t>). Visu vya jiwe vilitumika katika siku za mwanzo (</w:t>
+      </w:r>
+      <w:r>
+        <w:rPr>
+          <w:lang w:val="sw_KE" w:bidi="sw_KE"/>
+        </w:rPr>
+        <w:t>Kutoka 4:25</w:t>
+      </w:r>
+      <w:r>
+        <w:rPr>
+          <w:lang w:val="sw_KE" w:bidi="sw_KE"/>
+        </w:rPr>
+        <w:t xml:space="preserve">; </w:t>
+      </w:r>
+      <w:r>
+        <w:rPr>
+          <w:lang w:val="sw_KE" w:bidi="sw_KE"/>
+        </w:rPr>
+        <w:t>Yoshua 5:2–3</w:t>
+      </w:r>
+      <w:r>
+        <w:rPr>
+          <w:lang w:val="sw_KE" w:bidi="sw_KE"/>
+        </w:rPr>
+        <w:t>). Baadaye, ibada ilifanywa na mtaalamu aliyeitwa mohel</w:t>
+      </w:r>
+      <w:r>
+        <w:rPr>
+          <w:i/>
+          <w:lang w:val="sw_KE" w:bidi="sw_KE"/>
+        </w:rPr>
+        <w:t>.</w:t>
+      </w:r>
+      <w:r>
+        <w:rPr>
+          <w:lang w:val="sw_KE" w:bidi="sw_KE"/>
+        </w:rPr>
+        <w:t xml:space="preserve"> </w:t>
+      </w:r>
+    </w:p>
+    <w:p>
+      <w:pPr>
+        <w:pStyle w:val="Heading4"/>
+      </w:pPr>
+      <w:r>
+        <w:rPr>
+          <w:lang w:val="sw_KE" w:bidi="sw_KE"/>
+        </w:rPr>
+        <w:t>Maana ya Theolojia</w:t>
+      </w:r>
+    </w:p>
+    <w:p>
+      <w:pPr/>
+      <w:r>
+        <w:rPr>
+          <w:lang w:val="sw_KE" w:bidi="sw_KE"/>
+        </w:rPr>
+      </w:r>
+      <w:r>
+        <w:rPr>
+          <w:lang w:val="sw_KE" w:bidi="sw_KE"/>
+        </w:rPr>
+        <w:t>Tohara ilikuwa na uhusiano na utimilifu wa ahadi ya Mungu kuhusu wazao wa Abrahamu (</w:t>
+      </w:r>
+      <w:r>
+        <w:rPr>
+          <w:lang w:val="sw_KE" w:bidi="sw_KE"/>
+        </w:rPr>
+        <w:t>Mwanzo 17:9–12</w:t>
+      </w:r>
+      <w:r>
+        <w:rPr>
+          <w:lang w:val="sw_KE" w:bidi="sw_KE"/>
+        </w:rPr>
+        <w:t>). Kwa sababu ilitumika kwenye kiungo cha uzazi, ishara hiyo ilihusisha kuendeleza kizazi. Matumizi yake kwa mtoto wa siku nane yanaonyesha tabia ya neema ya ahadi ya Mungu kwa wazao wa Abrahamu na inaonyesha kwamba watu wa Mungu wanahitaji neema ya utakaso tangu kuzaliwa (</w:t>
+      </w:r>
+      <w:r>
+        <w:rPr>
+          <w:lang w:val="sw_KE" w:bidi="sw_KE"/>
+        </w:rPr>
+        <w:t>Mambo ya Walawi 12:1–3</w:t>
+      </w:r>
+      <w:r>
+        <w:rPr>
+          <w:lang w:val="sw_KE" w:bidi="sw_KE"/>
+        </w:rPr>
+        <w:t>). Ahadi za agano zilithibitishwa tena kwa kila kizazi kabla ya wapokeaji kujibu kwa imani au kutoamini. Hakuna kitu katika mioyo ya watu waliochaguliwa kinaweza kuathiri utimilifu wa mwisho wa ahadi zilizotolewa kwa Abrahamu na wazao wake.</w:t>
+      </w:r>
+    </w:p>
+    <w:p>
+      <w:pPr/>
+      <w:r>
+        <w:rPr>
+          <w:lang w:val="sw_KE" w:bidi="sw_KE"/>
+        </w:rPr>
+      </w:r>
+      <w:r>
+        <w:rPr>
+          <w:lang w:val="sw_KE" w:bidi="sw_KE"/>
+        </w:rPr>
+        <w:t>Tohara pia ilikuwa na uhusiano na utimilifu wa ahadi ya Mungu kuhusu nchi (</w:t>
+      </w:r>
+      <w:r>
+        <w:rPr>
+          <w:lang w:val="sw_KE" w:bidi="sw_KE"/>
+        </w:rPr>
+        <w:t>Mwanzo 17:8</w:t>
+      </w:r>
+      <w:r>
+        <w:rPr>
+          <w:lang w:val="sw_KE" w:bidi="sw_KE"/>
+        </w:rPr>
+        <w:t>). Nchi ilikuwa mali takatifu ya Mungu, na Waisraeli walipaswa kuwa watakatifu ili kuimiliki. Wakati Yosefu na wazao wake walipokuwa Misri, waliendelea kuwatahiri wana wao. Lakini kufuatia dhambi kubwa katika Mlima Sinai baada ya kutoka, Waisraeli wasioamini walishindwa kuweka ishara ya agano juu ya watoto wao walipokuwa wakizunguka jangwani. Kwa sababu kizazi kipya hakikuwa kimefanyiwa tohara, watu hawakuwa tayari kuingia katika Nchi ya Ahadi. Kwa hiyo, Mungu alimwamuru Yoshua kuwatahiri wanaume wa Israeli. Jibu la utiifu la watu lilikuwa tendo la imani, kwani majeshi ya adui yalikuwa yamepiga kambi karibu wakati wapiganaji wa Israeli walipokuwa wamelemazwa na upasuaji (</w:t>
+      </w:r>
+      <w:r>
+        <w:rPr>
+          <w:lang w:val="sw_KE" w:bidi="sw_KE"/>
+        </w:rPr>
+        <w:t>Yoshua 5:2–9</w:t>
+      </w:r>
+      <w:r>
+        <w:rPr>
+          <w:lang w:val="sw_KE" w:bidi="sw_KE"/>
+        </w:rPr>
+        <w:t>).</w:t>
+      </w:r>
+    </w:p>
+    <w:p>
+      <w:pPr/>
+      <w:r>
+        <w:rPr>
+          <w:lang w:val="sw_KE" w:bidi="sw_KE"/>
+        </w:rPr>
+      </w:r>
+      <w:r>
+        <w:rPr>
+          <w:lang w:val="sw_KE" w:bidi="sw_KE"/>
+        </w:rPr>
+        <w:t>Tangu mwanzo, ushiriki katika ahadi za agano ulikuwa wazi kwa watu nje ya nyumba ya Abrahamu (</w:t>
+      </w:r>
+      <w:r>
+        <w:rPr>
+          <w:lang w:val="sw_KE" w:bidi="sw_KE"/>
+        </w:rPr>
+        <w:t>Mwanzo 17:12–13</w:t>
+      </w:r>
+      <w:r>
+        <w:rPr>
+          <w:lang w:val="sw_KE" w:bidi="sw_KE"/>
+        </w:rPr>
+        <w:t xml:space="preserve">). </w:t>
+      </w:r>
+      <w:r>
+        <w:rPr>
+          <w:lang w:val="sw_KE" w:bidi="sw_KE"/>
+        </w:rPr>
+        <w:t>Kutoka 12:43–49</w:t>
+      </w:r>
+      <w:r>
+        <w:rPr>
+          <w:lang w:val="sw_KE" w:bidi="sw_KE"/>
+        </w:rPr>
+        <w:t xml:space="preserve"> inawapa wasio Waisraeli fursa ya kushiriki katika Pasaka ikiwa wako tayari kutimiza sharti lile lile lililowekwa kwa Wayahudi—la tohara.</w:t>
+      </w:r>
+    </w:p>
+    <w:p>
+      <w:pPr>
+        <w:pStyle w:val="Heading3"/>
+      </w:pPr>
+      <w:r>
+        <w:rPr>
+          <w:lang w:val="sw_KE" w:bidi="sw_KE"/>
+        </w:rPr>
+        <w:t>Tohara katika Agano Jipya</w:t>
+      </w:r>
+    </w:p>
+    <w:p>
+      <w:pPr/>
+      <w:r>
+        <w:rPr>
+          <w:lang w:val="sw_KE" w:bidi="sw_KE"/>
+        </w:rPr>
+      </w:r>
+      <w:r>
+        <w:rPr>
+          <w:lang w:val="sw_KE" w:bidi="sw_KE"/>
+        </w:rPr>
+        <w:t>Yohana Mbatizaji alitahiriwa, kama vile Yesu na Paulo (</w:t>
+      </w:r>
+      <w:r>
+        <w:rPr>
+          <w:lang w:val="sw_KE" w:bidi="sw_KE"/>
+        </w:rPr>
+        <w:t>Luka 1:59</w:t>
+      </w:r>
+      <w:r>
+        <w:rPr>
+          <w:lang w:val="sw_KE" w:bidi="sw_KE"/>
+        </w:rPr>
+        <w:t xml:space="preserve">; </w:t>
+      </w:r>
+      <w:r>
+        <w:rPr>
+          <w:lang w:val="sw_KE" w:bidi="sw_KE"/>
+        </w:rPr>
+        <w:t>2:21</w:t>
+      </w:r>
+      <w:r>
+        <w:rPr>
+          <w:lang w:val="sw_KE" w:bidi="sw_KE"/>
+        </w:rPr>
+        <w:t xml:space="preserve">; </w:t>
+      </w:r>
+      <w:r>
+        <w:rPr>
+          <w:lang w:val="sw_KE" w:bidi="sw_KE"/>
+        </w:rPr>
+        <w:t>Wafilipi 3:5</w:t>
+      </w:r>
+      <w:r>
+        <w:rPr>
+          <w:lang w:val="sw_KE" w:bidi="sw_KE"/>
+        </w:rPr>
+        <w:t>). Yesu alitambua umuhimu wa utakaso wa tohara (</w:t>
+      </w:r>
+      <w:r>
+        <w:rPr>
+          <w:lang w:val="sw_KE" w:bidi="sw_KE"/>
+        </w:rPr>
+        <w:t>Yohana 7:22–23</w:t>
+      </w:r>
+      <w:r>
+        <w:rPr>
+          <w:lang w:val="sw_KE" w:bidi="sw_KE"/>
+        </w:rPr>
+        <w:t>), akilinganisha desturi hiyo na huduma yake ya uponyaji ambayo ilimfanya mtu kuwa mzima kabisa na hivyo kuwa “msafi” kiibada. Kabla tu ya kupigwa mawe, Stefano alirejelea agano la tohara na kuwalaumu washtaki wake Wayahudi kwa kuwa, kama mababu zao, wenye shingo ngumu na wasiotahiriwa mioyo na masikio, na kwa daima kumpinga Roho Mtakatifu (</w:t>
+      </w:r>
+      <w:r>
+        <w:rPr>
+          <w:lang w:val="sw_KE" w:bidi="sw_KE"/>
+        </w:rPr>
+        <w:t>Matendo 7:8, 51</w:t>
+      </w:r>
+      <w:r>
+        <w:rPr>
+          <w:lang w:val="sw_KE" w:bidi="sw_KE"/>
+        </w:rPr>
+        <w:t>).</w:t>
+      </w:r>
+    </w:p>
+    <w:p>
+      <w:pPr/>
+      <w:r>
+        <w:rPr>
+          <w:lang w:val="sw_KE" w:bidi="sw_KE"/>
+        </w:rPr>
+      </w:r>
+      <w:r>
+        <w:rPr>
+          <w:lang w:val="sw_KE" w:bidi="sw_KE"/>
+        </w:rPr>
+        <w:t>Kwa muda, Wakristo wa kwanza waliendelea kushiriki katika desturi na mila za Kiyahudi, hata kuhudhuria ibada za hekalu (</w:t>
+      </w:r>
+      <w:r>
+        <w:rPr>
+          <w:lang w:val="sw_KE" w:bidi="sw_KE"/>
+        </w:rPr>
+        <w:t>Matendo 3:1</w:t>
+      </w:r>
+      <w:r>
+        <w:rPr>
+          <w:lang w:val="sw_KE" w:bidi="sw_KE"/>
+        </w:rPr>
+        <w:t xml:space="preserve">; </w:t>
+      </w:r>
+      <w:r>
+        <w:rPr>
+          <w:lang w:val="sw_KE" w:bidi="sw_KE"/>
+        </w:rPr>
+        <w:t>5:21, 42</w:t>
+      </w:r>
+      <w:r>
+        <w:rPr>
+          <w:lang w:val="sw_KE" w:bidi="sw_KE"/>
+        </w:rPr>
+        <w:t>). Wakati Mataifa walipokuja kwa Kristo, mzozo ulitokea kati ya wale waliodai kuwa ushiriki katika jumuiya ya agano unahitaji tohara na wale waliamini kuwa desturi hiyo haikuwa ya lazima. Ilidaiwa kuwa kwa kuwa ahadi ya agano la Masihi ilitolewa kwa Wayahudi, Mataifa lazima kwanza watahiriwe na kuwa Wayahudi kabla ya kupokea wokovu katika Kristo.</w:t>
+      </w:r>
+    </w:p>
+    <w:p>
+      <w:pPr/>
+      <w:r>
+        <w:rPr>
+          <w:lang w:val="sw_KE" w:bidi="sw_KE"/>
+        </w:rPr>
+      </w:r>
+      <w:r>
+        <w:rPr>
+          <w:lang w:val="sw_KE" w:bidi="sw_KE"/>
+        </w:rPr>
+        <w:t>Katika wakati wa Kristo, baadhi ya Wayahudi hawakuelewa vizuri maana ya tohara. Waliamini kwamba tendo la kimwili la kutahiriwa lilikuwa muhimu ili kupata wokovu na kwamba lilihakikisha wokovu wao. Hivyo, kwao, tohara haikuwa tu ishara ya kuwa sehemu ya jamii ya watu walio katika agano, bali pia ilikuwa sababu ya kujiamini kwamba walikuwa na msimamo mzuri mbele za Mungu (Wafilipi 3:4–6). Wayahudi hawa waliunganisha sherehe hiyo na sheria ya Mose badala ya ahadi kwa Abrahamu (</w:t>
+      </w:r>
+      <w:r>
+        <w:rPr>
+          <w:lang w:val="sw_KE" w:bidi="sw_KE"/>
+        </w:rPr>
+        <w:t>Yohana 7:22</w:t>
+      </w:r>
+      <w:r>
+        <w:rPr>
+          <w:lang w:val="sw_KE" w:bidi="sw_KE"/>
+        </w:rPr>
+        <w:t xml:space="preserve">; </w:t>
+      </w:r>
+      <w:r>
+        <w:rPr>
+          <w:lang w:val="sw_KE" w:bidi="sw_KE"/>
+        </w:rPr>
+        <w:t>Matendo 15:1</w:t>
+      </w:r>
+      <w:r>
+        <w:rPr>
+          <w:lang w:val="sw_KE" w:bidi="sw_KE"/>
+        </w:rPr>
+        <w:t xml:space="preserve">). Kwa sababu Wagiriki na Warumi hawakufanya tohara, Wayahudi walikuja kuitwa "waliotahiriwa" (Toleo la King James </w:t>
+      </w:r>
+      <w:r>
+        <w:rPr>
+          <w:lang w:val="sw_KE" w:bidi="sw_KE"/>
+        </w:rPr>
+        <w:t>Matendo 10:45</w:t>
+      </w:r>
+      <w:r>
+        <w:rPr>
+          <w:lang w:val="sw_KE" w:bidi="sw_KE"/>
+        </w:rPr>
+        <w:t xml:space="preserve">; </w:t>
+      </w:r>
+      <w:r>
+        <w:rPr>
+          <w:lang w:val="sw_KE" w:bidi="sw_KE"/>
+        </w:rPr>
+        <w:t>11:2</w:t>
+      </w:r>
+      <w:r>
+        <w:rPr>
+          <w:lang w:val="sw_KE" w:bidi="sw_KE"/>
+        </w:rPr>
+        <w:t xml:space="preserve">; </w:t>
+      </w:r>
+      <w:r>
+        <w:rPr>
+          <w:lang w:val="sw_KE" w:bidi="sw_KE"/>
+        </w:rPr>
+        <w:t>Warumi 15:8</w:t>
+      </w:r>
+      <w:r>
+        <w:rPr>
+          <w:lang w:val="sw_KE" w:bidi="sw_KE"/>
+        </w:rPr>
+        <w:t xml:space="preserve">; </w:t>
+      </w:r>
+      <w:r>
+        <w:rPr>
+          <w:lang w:val="sw_KE" w:bidi="sw_KE"/>
+        </w:rPr>
+        <w:t>Wagalatia 2:7–9</w:t>
+      </w:r>
+      <w:r>
+        <w:rPr>
+          <w:lang w:val="sw_KE" w:bidi="sw_KE"/>
+        </w:rPr>
+        <w:t xml:space="preserve">; </w:t>
+      </w:r>
+      <w:r>
+        <w:rPr>
+          <w:lang w:val="sw_KE" w:bidi="sw_KE"/>
+        </w:rPr>
+        <w:t>Waefeso 2:11</w:t>
+      </w:r>
+      <w:r>
+        <w:rPr>
+          <w:lang w:val="sw_KE" w:bidi="sw_KE"/>
+        </w:rPr>
+        <w:t xml:space="preserve">; </w:t>
+      </w:r>
+      <w:r>
+        <w:rPr>
+          <w:lang w:val="sw_KE" w:bidi="sw_KE"/>
+        </w:rPr>
+        <w:t>Tito 1:10</w:t>
+      </w:r>
+      <w:r>
+        <w:rPr>
+          <w:lang w:val="sw_KE" w:bidi="sw_KE"/>
+        </w:rPr>
+        <w:t>), na kufuatia desturi ya OT (</w:t>
+      </w:r>
+      <w:r>
+        <w:rPr>
+          <w:lang w:val="sw_KE" w:bidi="sw_KE"/>
+        </w:rPr>
+        <w:t>Ezekieli 28:10</w:t>
+      </w:r>
+      <w:r>
+        <w:rPr>
+          <w:lang w:val="sw_KE" w:bidi="sw_KE"/>
+        </w:rPr>
+        <w:t xml:space="preserve">; </w:t>
+      </w:r>
+      <w:r>
+        <w:rPr>
+          <w:lang w:val="sw_KE" w:bidi="sw_KE"/>
+        </w:rPr>
+        <w:t>31:18</w:t>
+      </w:r>
+      <w:r>
+        <w:rPr>
+          <w:lang w:val="sw_KE" w:bidi="sw_KE"/>
+        </w:rPr>
+        <w:t xml:space="preserve">; </w:t>
+      </w:r>
+      <w:r>
+        <w:rPr>
+          <w:lang w:val="sw_KE" w:bidi="sw_KE"/>
+        </w:rPr>
+        <w:t>32:19–32</w:t>
+      </w:r>
+      <w:r>
+        <w:rPr>
+          <w:lang w:val="sw_KE" w:bidi="sw_KE"/>
+        </w:rPr>
+        <w:t xml:space="preserve">), Mataifa waliitwa "wasio tahiriwa" (Toleo la King James </w:t>
+      </w:r>
+      <w:r>
+        <w:rPr>
+          <w:lang w:val="sw_KE" w:bidi="sw_KE"/>
+        </w:rPr>
+        <w:t>Wagalatia 2:7</w:t>
+      </w:r>
+      <w:r>
+        <w:rPr>
+          <w:lang w:val="sw_KE" w:bidi="sw_KE"/>
+        </w:rPr>
+        <w:t xml:space="preserve">; </w:t>
+      </w:r>
+      <w:r>
+        <w:rPr>
+          <w:lang w:val="sw_KE" w:bidi="sw_KE"/>
+        </w:rPr>
+        <w:t>Waefeso 2:11</w:t>
+      </w:r>
+      <w:r>
+        <w:rPr>
+          <w:lang w:val="sw_KE" w:bidi="sw_KE"/>
+        </w:rPr>
+        <w:t>).</w:t>
+      </w:r>
+    </w:p>
+    <w:p>
+      <w:pPr/>
+      <w:r>
+        <w:rPr>
+          <w:lang w:val="sw_KE" w:bidi="sw_KE"/>
+        </w:rPr>
+      </w:r>
+      <w:r>
+        <w:rPr>
+          <w:lang w:val="sw_KE" w:bidi="sw_KE"/>
+        </w:rPr>
+        <w:t>Wakati wa ziara yao huko Kaisaria, waumini wa Kiyahudi walishangazwa kugundua kwamba Mataifa wasiotahiriwa walipokea zawadi ya utakaso ya Roho Mtakatifu (</w:t>
+      </w:r>
+      <w:r>
+        <w:rPr>
+          <w:lang w:val="sw_KE" w:bidi="sw_KE"/>
+        </w:rPr>
+        <w:t>Matendo 10:44–48</w:t>
+      </w:r>
+      <w:r>
+        <w:rPr>
+          <w:lang w:val="sw_KE" w:bidi="sw_KE"/>
+        </w:rPr>
+        <w:t>). Mose alikuwa ameahidi kwamba Mungu angezitahiri mioyo ya watu wake ili kumpenda Bwana kwa moyo na roho (</w:t>
+      </w:r>
+      <w:r>
+        <w:rPr>
+          <w:lang w:val="sw_KE" w:bidi="sw_KE"/>
+        </w:rPr>
+        <w:t>Kumbukumbu 30:6</w:t>
+      </w:r>
+      <w:r>
+        <w:rPr>
+          <w:lang w:val="sw_KE" w:bidi="sw_KE"/>
+        </w:rPr>
+        <w:t>). Ezekieli alikuwa ametabiri kwamba Bwana angewanyunyizia watu wake maji safi, akiwapa moyo mpya na kuweka Roho wake ndani yao (</w:t>
+      </w:r>
+      <w:r>
+        <w:rPr>
+          <w:lang w:val="sw_KE" w:bidi="sw_KE"/>
+        </w:rPr>
+        <w:t>Ezekieli 36:25–27</w:t>
+      </w:r>
+      <w:r>
+        <w:rPr>
+          <w:lang w:val="sw_KE" w:bidi="sw_KE"/>
+        </w:rPr>
+        <w:t>). Waumini hawa wa Kiyahudi waliposhuhudia utimilifu wa unabii kwamba Mungu angemimina Roho wake juu ya wote (</w:t>
+      </w:r>
+      <w:r>
+        <w:rPr>
+          <w:lang w:val="sw_KE" w:bidi="sw_KE"/>
+        </w:rPr>
+        <w:t>Yoeli 2:28</w:t>
+      </w:r>
+      <w:r>
+        <w:rPr>
+          <w:lang w:val="sw_KE" w:bidi="sw_KE"/>
+        </w:rPr>
+        <w:t xml:space="preserve">; </w:t>
+      </w:r>
+      <w:r>
+        <w:rPr>
+          <w:lang w:val="sw_KE" w:bidi="sw_KE"/>
+        </w:rPr>
+        <w:t>Matendo 2:17</w:t>
+      </w:r>
+      <w:r>
+        <w:rPr>
+          <w:lang w:val="sw_KE" w:bidi="sw_KE"/>
+        </w:rPr>
+        <w:t>), walitambua kwamba ukweli wa ndani uliowakilishwa na tohara ungeweza kupatikana bila ishara ya kimwili. Kwa hiyo, waumini wa Mataifa walibatizwa mara moja.</w:t>
+      </w:r>
+    </w:p>
+    <w:p>
+      <w:pPr/>
+      <w:r>
+        <w:rPr>
+          <w:lang w:val="sw_KE" w:bidi="sw_KE"/>
+        </w:rPr>
+      </w:r>
+      <w:r>
+        <w:rPr>
+          <w:lang w:val="sw_KE" w:bidi="sw_KE"/>
+        </w:rPr>
+        <w:t>Sio waumini wote wa Kiyahudi waliokuwa tayari mara moja kuwakubali Mataifa katika kanisa. Petro aliporudi Yerusalemu baada ya ziara yake Kaisaria, "kundi la tohara" lilimkosoa. Lakini baada ya kueleza jinsi Roho alivyoshuka juu ya Mataifa, Petro alitangaza kwamba hangeweza kusimama dhidi ya Mungu. Kwa hili waumini wa Kiyahudi walinyamaza na kumtukuza Mungu kwamba toba ya uzima ilikuwa imepewa Mataifa (</w:t>
+      </w:r>
+      <w:r>
+        <w:rPr>
+          <w:lang w:val="sw_KE" w:bidi="sw_KE"/>
+        </w:rPr>
+        <w:t>Matendo 11:1–3, 15:8</w:t>
+      </w:r>
+      <w:r>
+        <w:rPr>
+          <w:lang w:val="sw_KE" w:bidi="sw_KE"/>
+        </w:rPr>
+        <w:t>).</w:t>
+      </w:r>
+    </w:p>
+    <w:p>
+      <w:pPr/>
+      <w:r>
+        <w:rPr>
+          <w:lang w:val="sw_KE" w:bidi="sw_KE"/>
+        </w:rPr>
+      </w:r>
+      <w:r>
+        <w:rPr>
+          <w:lang w:val="sw_KE" w:bidi="sw_KE"/>
+        </w:rPr>
+        <w:t>Baadhi ya "Wayahudi" wa chama cha Mafarisayo waliwafundisha Wakristo huko Antiokia kwamba tohara ilikuwa muhimu kwa wokovu (</w:t>
+      </w:r>
+      <w:r>
+        <w:rPr>
+          <w:lang w:val="sw_KE" w:bidi="sw_KE"/>
+        </w:rPr>
+        <w:t>Matendo 15:1, 5</w:t>
+      </w:r>
+      <w:r>
+        <w:rPr>
+          <w:lang w:val="sw_KE" w:bidi="sw_KE"/>
+        </w:rPr>
+        <w:t xml:space="preserve">). Baada ya kujadiliana na watu hawa, Paulo na Barnaba walikwenda Yerusalemu kushauriana na mitume na wazee wengine (v </w:t>
+      </w:r>
+      <w:r>
+        <w:rPr>
+          <w:lang w:val="sw_KE" w:bidi="sw_KE"/>
+        </w:rPr>
+        <w:t>2</w:t>
+      </w:r>
+      <w:r>
+        <w:rPr>
+          <w:lang w:val="sw_KE" w:bidi="sw_KE"/>
+        </w:rPr>
+        <w:t xml:space="preserve">). Petro alibainisha kuwa Mungu alikuwa amewapa Roho Mataifa na "kusafisha mioyo yao kwa imani," akithibitisha kwamba "tunaamini kwamba tutaokolewa kwa neema ya Bwana Yesu, kama wao watakavyookolewa" (vv </w:t>
+      </w:r>
+      <w:r>
+        <w:rPr>
+          <w:lang w:val="sw_KE" w:bidi="sw_KE"/>
+        </w:rPr>
+        <w:t>8–9</w:t>
+      </w:r>
+      <w:r>
+        <w:rPr>
+          <w:lang w:val="sw_KE" w:bidi="sw_KE"/>
+        </w:rPr>
+        <w:t xml:space="preserve">, </w:t>
+      </w:r>
+      <w:r>
+        <w:rPr>
+          <w:lang w:val="sw_KE" w:bidi="sw_KE"/>
+        </w:rPr>
+        <w:t>11</w:t>
+      </w:r>
+      <w:r>
+        <w:rPr>
+          <w:lang w:val="sw_KE" w:bidi="sw_KE"/>
+        </w:rPr>
+        <w:t xml:space="preserve">, rsv). Kwa hiyo, Yakobo na viongozi wengine wa Yerusalemu walikubaliana kwamba tohara haipaswi kulazimishwa kwa Mataifa (vv </w:t>
+      </w:r>
+      <w:r>
+        <w:rPr>
+          <w:lang w:val="sw_KE" w:bidi="sw_KE"/>
+        </w:rPr>
+        <w:t>13–21</w:t>
+      </w:r>
+      <w:r>
+        <w:rPr>
+          <w:lang w:val="sw_KE" w:bidi="sw_KE"/>
+        </w:rPr>
+        <w:t>).</w:t>
+      </w:r>
+    </w:p>
+    <w:p>
+      <w:pPr/>
+      <w:r>
+        <w:rPr>
+          <w:lang w:val="sw_KE" w:bidi="sw_KE"/>
+        </w:rPr>
+      </w:r>
+      <w:r>
+        <w:rPr>
+          <w:lang w:val="sw_KE" w:bidi="sw_KE"/>
+        </w:rPr>
+        <w:t>Iliamuliwa kwamba Petero, Yakobo, na Yohana wangeaminiwa injili kwa “waliotahiriwa,” wakati Paulo na Barnaba wangehubiri kwa “wasio tahiriwa” (</w:t>
+      </w:r>
+      <w:r>
+        <w:rPr>
+          <w:lang w:val="sw_KE" w:bidi="sw_KE"/>
+        </w:rPr>
+        <w:t>Wagalatia 2:7–9</w:t>
+      </w:r>
+      <w:r>
+        <w:rPr>
+          <w:lang w:val="sw_KE" w:bidi="sw_KE"/>
+        </w:rPr>
+        <w:t>). Kwa sababu ya sera yake ya uinjilisti ya kuwa “kila kitu kwa watu wote” kuhusiana na mambo ya desturi yasiyo na umuhimu wa kiroho (</w:t>
+      </w:r>
+      <w:r>
+        <w:rPr>
+          <w:lang w:val="sw_KE" w:bidi="sw_KE"/>
+        </w:rPr>
+        <w:t>1 Wakorintho 9:19–23</w:t>
+      </w:r>
+      <w:r>
+        <w:rPr>
+          <w:lang w:val="sw_KE" w:bidi="sw_KE"/>
+        </w:rPr>
+        <w:t>), Paulo alimfanya Timotheo atahiriwe. Timotheo alihesabiwa na Wayahudi kama mmoja wa jamii yao kwa sababu mama yake alikuwa Myahudi (</w:t>
+      </w:r>
+      <w:r>
+        <w:rPr>
+          <w:lang w:val="sw_KE" w:bidi="sw_KE"/>
+        </w:rPr>
+        <w:t>Matendo 16:1–2</w:t>
+      </w:r>
+      <w:r>
+        <w:rPr>
+          <w:lang w:val="sw_KE" w:bidi="sw_KE"/>
+        </w:rPr>
+        <w:t>). Lakini Paulo alipinga majaribio ya kumfanya Tito atahiriwe, kwa kuwa alikuwa Myunani (</w:t>
+      </w:r>
+      <w:r>
+        <w:rPr>
+          <w:lang w:val="sw_KE" w:bidi="sw_KE"/>
+        </w:rPr>
+        <w:t>Wagalatia 2:3</w:t>
+      </w:r>
+      <w:r>
+        <w:rPr>
+          <w:lang w:val="sw_KE" w:bidi="sw_KE"/>
+        </w:rPr>
+        <w:t>). Paulo alionekana kuruhusu waumini Wayahudi kuwatahiri wana wao (</w:t>
+      </w:r>
+      <w:r>
+        <w:rPr>
+          <w:lang w:val="sw_KE" w:bidi="sw_KE"/>
+        </w:rPr>
+        <w:t>Matendo 21:21</w:t>
+      </w:r>
+      <w:r>
+        <w:rPr>
+          <w:lang w:val="sw_KE" w:bidi="sw_KE"/>
+        </w:rPr>
+        <w:t>).</w:t>
+      </w:r>
+    </w:p>
+    <w:p>
+      <w:pPr/>
+      <w:r>
+        <w:rPr>
+          <w:lang w:val="sw_KE" w:bidi="sw_KE"/>
+        </w:rPr>
+      </w:r>
+      <w:r>
+        <w:rPr>
+          <w:lang w:val="sw_KE" w:bidi="sw_KE"/>
+        </w:rPr>
+        <w:t>Hata hivyo, Paulo alishutumu kwamba wale waliodai kwamba Wakristo wa Galatia lazima watahiriwe na kushika sheria hawakuitii wao wenyewe bali walitaka kujivunia mwili wa Wagalatia na kuepuka mateso kwa ajili ya msalaba wa Kristo (</w:t>
+      </w:r>
+      <w:r>
+        <w:rPr>
+          <w:lang w:val="sw_KE" w:bidi="sw_KE"/>
+        </w:rPr>
+        <w:t>Wagalatia 6:12–13</w:t>
+      </w:r>
+      <w:r>
+        <w:rPr>
+          <w:lang w:val="sw_KE" w:bidi="sw_KE"/>
+        </w:rPr>
+        <w:t>)—mateso ambayo Paulo alikuwa tayari kuyavumilia (</w:t>
+      </w:r>
+      <w:r>
+        <w:rPr>
+          <w:lang w:val="sw_KE" w:bidi="sw_KE"/>
+        </w:rPr>
+        <w:t>5:11</w:t>
+      </w:r>
+      <w:r>
+        <w:rPr>
+          <w:lang w:val="sw_KE" w:bidi="sw_KE"/>
+        </w:rPr>
+        <w:t xml:space="preserve">). Akikubali kwa ajili ya hoja dhana ya Mafarisayo kwamba wokovu unaweza kupatikana kwa kushika sheria, Paulo alitangaza kwamba wale waliopokea tohara lazima watii kila sheria nyingine ya Kiyahudi (vv </w:t>
+      </w:r>
+      <w:r>
+        <w:rPr>
+          <w:lang w:val="sw_KE" w:bidi="sw_KE"/>
+        </w:rPr>
+        <w:t>2–3</w:t>
+      </w:r>
+      <w:r>
+        <w:rPr>
+          <w:lang w:val="sw_KE" w:bidi="sw_KE"/>
+        </w:rPr>
+        <w:t xml:space="preserve">). Kristo hangekuwa “na faida yoyote” kwa wale ambao “wangetakaswa kwa sheria”; jaribio hili la haki kwa matendo lingethibitisha kwamba Wagalatia walikuwa “wametengwa na Kristo,” wakiwa “wameanguka kutoka neema” (vv </w:t>
+      </w:r>
+      <w:r>
+        <w:rPr>
+          <w:lang w:val="sw_KE" w:bidi="sw_KE"/>
+        </w:rPr>
+        <w:t>2–4</w:t>
+      </w:r>
+      <w:r>
+        <w:rPr>
+          <w:lang w:val="sw_KE" w:bidi="sw_KE"/>
+        </w:rPr>
+        <w:t>). Wakristo hawa walikuwa wakijaribiwa kugeukia “injili tofauti” (</w:t>
+      </w:r>
+      <w:r>
+        <w:rPr>
+          <w:lang w:val="sw_KE" w:bidi="sw_KE"/>
+        </w:rPr>
+        <w:t>1:6–7</w:t>
+      </w:r>
+      <w:r>
+        <w:rPr>
+          <w:lang w:val="sw_KE" w:bidi="sw_KE"/>
+        </w:rPr>
+        <w:t>).</w:t>
+      </w:r>
+    </w:p>
+    <w:p>
+      <w:pPr/>
+      <w:r>
+        <w:rPr>
+          <w:lang w:val="sw_KE" w:bidi="sw_KE"/>
+        </w:rPr>
+      </w:r>
+      <w:r>
+        <w:rPr>
+          <w:lang w:val="sw_KE" w:bidi="sw_KE"/>
+        </w:rPr>
+        <w:t>Kutokana na tishio kubwa ambalo Wajuda walileta kwa injili ya neema ya bure, Paulo alitamani wale waliowavuruga Wagalatia “wajikate wenyewe” (</w:t>
+      </w:r>
+      <w:r>
+        <w:rPr>
+          <w:lang w:val="sw_KE" w:bidi="sw_KE"/>
+        </w:rPr>
+        <w:t>Wagalatia 5:12</w:t>
+      </w:r>
+      <w:r>
+        <w:rPr>
+          <w:lang w:val="sw_KE" w:bidi="sw_KE"/>
+        </w:rPr>
+        <w:t>). Aliwaita Wajuda hao “mbwa” na “watenda maovu” (kjv “kukata”), akisisitiza kwamba Wakristo ni “tahiri ya kweli,” kwa sababu wanamwabudu Mungu katika roho na kujisifu katika Kristo Yesu, bila kuweka tumaini lolote katika kazi za kibinadamu ili kupata wokovu (</w:t>
+      </w:r>
+      <w:r>
+        <w:rPr>
+          <w:lang w:val="sw_KE" w:bidi="sw_KE"/>
+        </w:rPr>
+        <w:t>Wafilipi 3:2–3</w:t>
+      </w:r>
+      <w:r>
+        <w:rPr>
+          <w:lang w:val="sw_KE" w:bidi="sw_KE"/>
+        </w:rPr>
+        <w:t>).</w:t>
+      </w:r>
+    </w:p>
+    <w:p>
+      <w:pPr/>
+      <w:r>
+        <w:rPr>
+          <w:lang w:val="sw_KE" w:bidi="sw_KE"/>
+        </w:rPr>
+      </w:r>
+      <w:r>
+        <w:rPr>
+          <w:lang w:val="sw_KE" w:bidi="sw_KE"/>
+        </w:rPr>
+        <w:t>Paulo alifundisha kwamba tohara ilikuwa na thamani kwa Wayahudi, kwani ilikuwa ni ishara kwamba kwao walikuwa wamekabidhiwa “maneno ya Mungu,” yaani, neno la Mungu kuhusu ahadi ya wokovu (</w:t>
+      </w:r>
+      <w:r>
+        <w:rPr>
+          <w:lang w:val="sw_KE" w:bidi="sw_KE"/>
+        </w:rPr>
+        <w:t>Warumi 3:1–3</w:t>
+      </w:r>
+      <w:r>
+        <w:rPr>
+          <w:lang w:val="sw_KE" w:bidi="sw_KE"/>
+        </w:rPr>
+        <w:t>). Aliwakumbusha Waefeso wenye kiburi kwamba kama Mataifa walikuwa wakati mmoja “wageni wa maagano ya ahadi,” wasio na ishara ya agano katika miili yao (</w:t>
+      </w:r>
+      <w:r>
+        <w:rPr>
+          <w:lang w:val="sw_KE" w:bidi="sw_KE"/>
+        </w:rPr>
+        <w:t>Waefeso 2:11–12</w:t>
+      </w:r>
+      <w:r>
+        <w:rPr>
+          <w:lang w:val="sw_KE" w:bidi="sw_KE"/>
+        </w:rPr>
+        <w:t xml:space="preserve">; tazama </w:t>
+      </w:r>
+      <w:r>
+        <w:rPr>
+          <w:lang w:val="sw_KE" w:bidi="sw_KE"/>
+        </w:rPr>
+        <w:t>Wakolosai 2:13</w:t>
+      </w:r>
+      <w:r>
+        <w:rPr>
+          <w:lang w:val="sw_KE" w:bidi="sw_KE"/>
+        </w:rPr>
+        <w:t>). Vivyo hivyo, Wayahudi hawakuwa na sababu ya kiburi, kwani kutotii kunaweza kusababisha tohara ya nje kuhesabiwa kama kutokuwa na tohara (</w:t>
+      </w:r>
+      <w:r>
+        <w:rPr>
+          <w:lang w:val="sw_KE" w:bidi="sw_KE"/>
+        </w:rPr>
+        <w:t>Warumi 2:25</w:t>
+      </w:r>
+      <w:r>
+        <w:rPr>
+          <w:lang w:val="sw_KE" w:bidi="sw_KE"/>
+        </w:rPr>
+        <w:t>).</w:t>
+      </w:r>
+    </w:p>
+    <w:p>
+      <w:pPr/>
+      <w:r>
+        <w:rPr>
+          <w:lang w:val="sw_KE" w:bidi="sw_KE"/>
+        </w:rPr>
+      </w:r>
+      <w:r>
+        <w:rPr>
+          <w:lang w:val="sw_KE" w:bidi="sw_KE"/>
+        </w:rPr>
+        <w:t>Paulo na mitume wengine walifuata Mose na manabii wa Agano la Kale katika kufundisha kwamba tohara ya kweli ni suala la moyo. Mafundisho ya Agano Jipya yanaenda mbali zaidi kuthibitisha kwamba muumini mwaminifu, ingawa hajatahiriwa kimwili, anachukuliwa na Mungu kama ametahiriwa, “kwa maana yeye si Myahudi wa kweli ambaye ni mmoja kwa nje, wala tohara ya kweli si kitu cha nje na kimwili” (</w:t>
+      </w:r>
+      <w:r>
+        <w:rPr>
+          <w:lang w:val="sw_KE" w:bidi="sw_KE"/>
+        </w:rPr>
+        <w:t>Warumi 2:28</w:t>
+      </w:r>
+      <w:r>
+        <w:rPr>
+          <w:lang w:val="sw_KE" w:bidi="sw_KE"/>
+        </w:rPr>
+        <w:t>, Toleo la Kawaida la Marekebisho). Wayahudi na Mataifa wote wanaokolewa kwa neema (</w:t>
+      </w:r>
+      <w:r>
+        <w:rPr>
+          <w:lang w:val="sw_KE" w:bidi="sw_KE"/>
+        </w:rPr>
+        <w:t>Matendo 15:11</w:t>
+      </w:r>
+      <w:r>
+        <w:rPr>
+          <w:lang w:val="sw_KE" w:bidi="sw_KE"/>
+        </w:rPr>
+        <w:t>), na waliotahiriwa na wasiotahiriwa wanahesabiwa haki kwa msingi wa imani yao, mbali na matendo ya sheria (</w:t>
+      </w:r>
+      <w:r>
+        <w:rPr>
+          <w:lang w:val="sw_KE" w:bidi="sw_KE"/>
+        </w:rPr>
+        <w:t>Warumi 3:28–30</w:t>
+      </w:r>
+      <w:r>
+        <w:rPr>
+          <w:lang w:val="sw_KE" w:bidi="sw_KE"/>
+        </w:rPr>
+        <w:t>).</w:t>
+      </w:r>
+    </w:p>
+    <w:p>
+      <w:pPr/>
+      <w:r>
+        <w:rPr>
+          <w:lang w:val="sw_KE" w:bidi="sw_KE"/>
+        </w:rPr>
+      </w:r>
+      <w:r>
+        <w:rPr>
+          <w:lang w:val="sw_KE" w:bidi="sw_KE"/>
+        </w:rPr>
+        <w:t>Abrahamu alitumikia kama mfano wa mtu ambaye imani yake ilihesabiwa kwake kuwa haki (</w:t>
+      </w:r>
+      <w:r>
+        <w:rPr>
+          <w:lang w:val="sw_KE" w:bidi="sw_KE"/>
+        </w:rPr>
+        <w:t>Warumi 4:3</w:t>
+      </w:r>
+      <w:r>
+        <w:rPr>
+          <w:lang w:val="sw_KE" w:bidi="sw_KE"/>
+        </w:rPr>
+        <w:t xml:space="preserve">; angalia </w:t>
+      </w:r>
+      <w:r>
+        <w:rPr>
+          <w:lang w:val="sw_KE" w:bidi="sw_KE"/>
+        </w:rPr>
+        <w:t>Mwanzo 15:6</w:t>
+      </w:r>
+      <w:r>
+        <w:rPr>
+          <w:lang w:val="sw_KE" w:bidi="sw_KE"/>
+        </w:rPr>
+        <w:t>). Paulo alidai kwamba Mataifa na Wayahudi wote wanahesabiwa haki kwa imani, kwa sababu Abrahamu alihesabiwa haki kabla hajatahiriwa. Abrahamu hakupokea tohara ili kupata haki, bali kama ishara au muhuri wa haki aliyokuwa nayo kwa imani alipokuwa bado hajatahiriwa. Hivyo, Abrahamu ni baba wa wote wanaoamini bila kutahiriwa, pamoja na wale waliotahiriwa lakini pia wanaofuata mfano wa imani ya Abrahamu (</w:t>
+      </w:r>
+      <w:r>
+        <w:rPr>
+          <w:lang w:val="sw_KE" w:bidi="sw_KE"/>
+        </w:rPr>
+        <w:t>Warumi 4:9–12</w:t>
+      </w:r>
+      <w:r>
+        <w:rPr>
+          <w:lang w:val="sw_KE" w:bidi="sw_KE"/>
+        </w:rPr>
+        <w:t xml:space="preserve">; angalia </w:t>
+      </w:r>
+      <w:r>
+        <w:rPr>
+          <w:lang w:val="sw_KE" w:bidi="sw_KE"/>
+        </w:rPr>
+        <w:t>Wagalatia 3:6–9</w:t>
+      </w:r>
+      <w:r>
+        <w:rPr>
+          <w:lang w:val="sw_KE" w:bidi="sw_KE"/>
+        </w:rPr>
+        <w:t>).</w:t>
+      </w:r>
+    </w:p>
+    <w:p>
+      <w:pPr>
+        <w:pStyle w:val="Heading3"/>
+      </w:pPr>
+      <w:r>
+        <w:rPr>
+          <w:lang w:val="sw_KE" w:bidi="sw_KE"/>
+        </w:rPr>
+        <w:t>Umuhimu wa Kiroho wa Tohara</w:t>
+      </w:r>
+    </w:p>
+    <w:p>
+      <w:pPr/>
+      <w:r>
+        <w:rPr>
+          <w:lang w:val="sw_KE" w:bidi="sw_KE"/>
+        </w:rPr>
+      </w:r>
+      <w:r>
+        <w:rPr>
+          <w:lang w:val="sw_KE" w:bidi="sw_KE"/>
+        </w:rPr>
+        <w:t xml:space="preserve">Mwanzoni, Mungu hakutoa maelezo mengi kuhusu maana ya tohara. </w:t>
+      </w:r>
+      <w:r>
+        <w:rPr>
+          <w:lang w:val="sw_KE" w:bidi="sw_KE"/>
+        </w:rPr>
+        <w:t>Katika Mwanzo 17:9–27</w:t>
+      </w:r>
+      <w:r>
+        <w:rPr>
+          <w:lang w:val="sw_KE" w:bidi="sw_KE"/>
+        </w:rPr>
+        <w:t>, tohara hasa hutumika kama ishara ya agano. Waandishi wa baadaye wa Biblia walitumia tohara kama picha ya aina nyingine za uchafu au udhaifu. Waliielewa ikiashiria utakaso ambao watu wenye dhambi walihitaji ili kuishi katika uhusiano na Mungu, ambaye ni mtakatifu.</w:t>
+      </w:r>
+    </w:p>
+    <w:p>
+      <w:pPr/>
+      <w:r>
+        <w:rPr>
+          <w:lang w:val="sw_KE" w:bidi="sw_KE"/>
+        </w:rPr>
+      </w:r>
+      <w:r>
+        <w:rPr>
+          <w:lang w:val="sw_KE" w:bidi="sw_KE"/>
+        </w:rPr>
+        <w:t>Mose alijielezea kama "mtu asiye na ujuzi wa kusema" (</w:t>
+      </w:r>
+      <w:r>
+        <w:rPr>
+          <w:lang w:val="sw_KE" w:bidi="sw_KE"/>
+        </w:rPr>
+        <w:t>Kutoka 6:12</w:t>
+      </w:r>
+      <w:r>
+        <w:rPr>
+          <w:lang w:val="sw_KE" w:bidi="sw_KE"/>
+        </w:rPr>
+        <w:t xml:space="preserve">, </w:t>
+      </w:r>
+      <w:r>
+        <w:rPr>
+          <w:lang w:val="sw_KE" w:bidi="sw_KE"/>
+        </w:rPr>
+        <w:t>30</w:t>
+      </w:r>
+      <w:r>
+        <w:rPr>
+          <w:lang w:val="sw_KE" w:bidi="sw_KE"/>
+        </w:rPr>
+        <w:t>, tazama maelezo ya pembeni). Usemi wa Kiebrania uliotafsiriwa hivi unamaanisha "midomo isiyotahiriwa." Israeli walipoingia katika nchi ya ahadi, watu walipaswa kuzingatia matunda ya miti yao kuwa "yasiyotahiriwa" wakati wa miaka mitatu ya kwanza. Katika mwaka wa nne, matunda yake yote yangekuwa matakatifu kwa BWANA, na kuanzia mwaka wa tano watu wangeweza kula matunda hayo(</w:t>
+      </w:r>
+      <w:r>
+        <w:rPr>
+          <w:lang w:val="sw_KE" w:bidi="sw_KE"/>
+        </w:rPr>
+        <w:t>Mambo ya Walawi 19:23–25</w:t>
+      </w:r>
+      <w:r>
+        <w:rPr>
+          <w:lang w:val="sw_KE" w:bidi="sw_KE"/>
+        </w:rPr>
+        <w:t>).</w:t>
+      </w:r>
+    </w:p>
+    <w:p>
+      <w:pPr/>
+      <w:r>
+        <w:rPr>
+          <w:lang w:val="sw_KE" w:bidi="sw_KE"/>
+        </w:rPr>
+      </w:r>
+      <w:r>
+        <w:rPr>
+          <w:lang w:val="sw_KE" w:bidi="sw_KE"/>
+        </w:rPr>
+        <w:t>Kufikia mwisho wa miaka ya Israeli jangwani, tohara ilikuwa na maana ya kimaadili na pia ya kimwili. Musa aliwaambia watu watahiri mioyo yao (</w:t>
+      </w:r>
+      <w:r>
+        <w:rPr>
+          <w:lang w:val="sw_KE" w:bidi="sw_KE"/>
+        </w:rPr>
+        <w:t>Kumbukumbu la Torati 10:16</w:t>
+      </w:r>
+      <w:r>
+        <w:rPr>
+          <w:lang w:val="sw_KE" w:bidi="sw_KE"/>
+        </w:rPr>
+        <w:t>). Kwa maneno mengine, walipaswa kuondoa dhambi na ukaidi uliowazuia kumtii Mungu. Baadaye, amri hii ikawa ahadi: “BWANA, Mungu wako, ataitahiri mioyo yako, na mioyo ya wazao wako, nawe utampenda kwa moyo wako wote, na kwa roho yako yote” (</w:t>
+      </w:r>
+      <w:r>
+        <w:rPr>
+          <w:lang w:val="sw_KE" w:bidi="sw_KE"/>
+        </w:rPr>
+        <w:t>30:6</w:t>
+      </w:r>
+      <w:r>
+        <w:rPr>
+          <w:lang w:val="sw_KE" w:bidi="sw_KE"/>
+        </w:rPr>
+        <w:t>).</w:t>
+      </w:r>
+    </w:p>
+    <w:p>
+      <w:pPr/>
+      <w:r>
+        <w:rPr>
+          <w:lang w:val="sw_KE" w:bidi="sw_KE"/>
+        </w:rPr>
+      </w:r>
+      <w:r>
+        <w:rPr>
+          <w:lang w:val="sw_KE" w:bidi="sw_KE"/>
+        </w:rPr>
+        <w:t>Dhambi ilifanya tohara ya kimwili ya watu wateule wa Mungu isiwe na maana mbele zake. Mungu alisema kwamba ikiwa mioyo yao isiyotahiriwa ingenyenyekezwa uhamishoni, na wakafanya marekebisho kwa ajili ya dhambi zao, angekumbuka agano lake (</w:t>
+      </w:r>
+      <w:r>
+        <w:rPr>
+          <w:lang w:val="sw_KE" w:bidi="sw_KE"/>
+        </w:rPr>
+        <w:t>Mambo ya Walawi 26:41</w:t>
+      </w:r>
+      <w:r>
+        <w:rPr>
+          <w:lang w:val="sw_KE" w:bidi="sw_KE"/>
+        </w:rPr>
+        <w:t>). Manabii waliendeleza mafundisho haya zaidi.</w:t>
+      </w:r>
+    </w:p>
+    <w:p>
+      <w:pPr/>
+      <w:r>
+        <w:rPr>
+          <w:lang w:val="sw_KE" w:bidi="sw_KE"/>
+        </w:rPr>
+      </w:r>
+      <w:r>
+        <w:rPr>
+          <w:lang w:val="sw_KE" w:bidi="sw_KE"/>
+        </w:rPr>
+        <w:t>Yeremia aliwaambia watu wa Yuda waondoe govi za mioyo yao. Hii ilimaanisha kwamba walihitaji kuacha njia zao mbaya ili wasikabiliane na hukumu ya Mungu (</w:t>
+      </w:r>
+      <w:r>
+        <w:rPr>
+          <w:lang w:val="sw_KE" w:bidi="sw_KE"/>
+        </w:rPr>
+        <w:t>Yeremia 4:4</w:t>
+      </w:r>
+      <w:r>
+        <w:rPr>
+          <w:lang w:val="sw_KE" w:bidi="sw_KE"/>
+        </w:rPr>
+        <w:t>). Pia alionya kwamba “masikio ya watu yamefumbwa” (</w:t>
+      </w:r>
+      <w:r>
+        <w:rPr>
+          <w:lang w:val="sw_KE" w:bidi="sw_KE"/>
+        </w:rPr>
+        <w:t>Yeremia 6:10</w:t>
+      </w:r>
+      <w:r>
+        <w:rPr>
+          <w:lang w:val="sw_KE" w:bidi="sw_KE"/>
+        </w:rPr>
+        <w:t>, tazama maelezo ya pembeni). Usemi wa Kiebrania uliotafsiriwa hivi unamaanisha “masikio yasiyotahiriwa.” Hii ilimaanisha kwamba watu hawakuwa tayari kusikiliza neno la Bwana.</w:t>
+      </w:r>
+    </w:p>
+    <w:p>
+      <w:pPr/>
+      <w:r>
+        <w:rPr>
+          <w:lang w:val="sw_KE" w:bidi="sw_KE"/>
+        </w:rPr>
+      </w:r>
+      <w:r>
+        <w:rPr>
+          <w:lang w:val="sw_KE" w:bidi="sw_KE"/>
+        </w:rPr>
+        <w:t>Mungu pia alitangaza kwamba hukumu ingewajia Misri, Yuda, Edomu, Amoni, na Moabu. Alisema, “Nitawaadhibu wote waliotahiriwa bado hawajatahiriwa … Kwa maana mataifa haya yote hayakutahiriwa, na nyumba yote ya Israeli haijatahiriwa mioyo” (</w:t>
       </w:r>
       <w:r>
         <w:rPr>
@@ -6018,1045 +7637,13 @@
         <w:rPr>
           <w:lang w:val="sw_KE" w:bidi="sw_KE"/>
         </w:rPr>
-        <w:t>). Wafilisti, hata hivyo, hawakufanya (</w:t>
-      </w:r>
-      <w:r>
-        <w:rPr>
-          <w:lang w:val="sw_KE" w:bidi="sw_KE"/>
-        </w:rPr>
-        <w:t>Waamuzi 14:3</w:t>
-      </w:r>
-      <w:r>
-        <w:rPr>
-          <w:lang w:val="sw_KE" w:bidi="sw_KE"/>
-        </w:rPr>
-        <w:t xml:space="preserve">; </w:t>
-      </w:r>
-      <w:r>
-        <w:rPr>
-          <w:lang w:val="sw_KE" w:bidi="sw_KE"/>
-        </w:rPr>
-        <w:t>15:18</w:t>
-      </w:r>
-      <w:r>
-        <w:rPr>
-          <w:lang w:val="sw_KE" w:bidi="sw_KE"/>
-        </w:rPr>
-        <w:t xml:space="preserve">; </w:t>
-      </w:r>
-      <w:r>
-        <w:rPr>
-          <w:lang w:val="sw_KE" w:bidi="sw_KE"/>
-        </w:rPr>
-        <w:t>1 Samweli 14:6</w:t>
-      </w:r>
-      <w:r>
-        <w:rPr>
-          <w:lang w:val="sw_KE" w:bidi="sw_KE"/>
-        </w:rPr>
-        <w:t xml:space="preserve">; </w:t>
-      </w:r>
-      <w:r>
-        <w:rPr>
-          <w:lang w:val="sw_KE" w:bidi="sw_KE"/>
-        </w:rPr>
-        <w:t>17:26, 36</w:t>
-      </w:r>
-      <w:r>
-        <w:rPr>
-          <w:lang w:val="sw_KE" w:bidi="sw_KE"/>
-        </w:rPr>
-        <w:t xml:space="preserve">; </w:t>
-      </w:r>
-      <w:r>
-        <w:rPr>
-          <w:lang w:val="sw_KE" w:bidi="sw_KE"/>
-        </w:rPr>
-        <w:t>18:25, 27</w:t>
-      </w:r>
-      <w:r>
-        <w:rPr>
-          <w:lang w:val="sw_KE" w:bidi="sw_KE"/>
-        </w:rPr>
-        <w:t xml:space="preserve">; </w:t>
-      </w:r>
-      <w:r>
-        <w:rPr>
-          <w:lang w:val="sw_KE" w:bidi="sw_KE"/>
-        </w:rPr>
-        <w:t>31:4</w:t>
-      </w:r>
-      <w:r>
-        <w:rPr>
-          <w:lang w:val="sw_KE" w:bidi="sw_KE"/>
-        </w:rPr>
-        <w:t xml:space="preserve">; </w:t>
-      </w:r>
-      <w:r>
-        <w:rPr>
-          <w:lang w:val="sw_KE" w:bidi="sw_KE"/>
-        </w:rPr>
-        <w:t>2 Samweli 1:20</w:t>
-      </w:r>
-      <w:r>
-        <w:rPr>
-          <w:lang w:val="sw_KE" w:bidi="sw_KE"/>
-        </w:rPr>
-        <w:t xml:space="preserve">; </w:t>
-      </w:r>
-      <w:r>
-        <w:rPr>
-          <w:lang w:val="sw_KE" w:bidi="sw_KE"/>
-        </w:rPr>
-        <w:t>3:14</w:t>
-      </w:r>
-      <w:r>
-        <w:rPr>
-          <w:lang w:val="sw_KE" w:bidi="sw_KE"/>
-        </w:rPr>
-        <w:t xml:space="preserve">; </w:t>
-      </w:r>
-      <w:r>
-        <w:rPr>
-          <w:lang w:val="sw_KE" w:bidi="sw_KE"/>
-        </w:rPr>
-        <w:t>1 Mambo ya Nyakati 10:4</w:t>
-      </w:r>
-      <w:r>
-        <w:rPr>
-          <w:lang w:val="sw_KE" w:bidi="sw_KE"/>
-        </w:rPr>
-        <w:t>).</w:t>
-      </w:r>
-    </w:p>
-    <w:p>
-      <w:pPr/>
-      <w:r>
-        <w:rPr>
-          <w:lang w:val="sw_KE" w:bidi="sw_KE"/>
-        </w:rPr>
-      </w:r>
-      <w:r>
-        <w:rPr>
-          <w:lang w:val="sw_KE" w:bidi="sw_KE"/>
-        </w:rPr>
-        <w:t>Vijana wa kiume walikuwa wakitahiriwa kwa kawaida wakati wa kubaleghe, dhahiri kwa maandalizi ya ndoa na kuingia katika majukumu kamili ya kikabila. Waebrania walikuwa watendaji wa kale pekee wa tohara waliokuwa wakifanya ibada hiyo katika utoto, hivyo kuiondoa kutoka kwa uhusiano na mila za uzazi.</w:t>
-      </w:r>
-    </w:p>
-    <w:p>
-      <w:pPr>
-        <w:pStyle w:val="Heading3"/>
-      </w:pPr>
-      <w:r>
-        <w:rPr>
-          <w:lang w:val="sw_KE" w:bidi="sw_KE"/>
-        </w:rPr>
-        <w:t>Tohara katika Agano la Kale</w:t>
-      </w:r>
-    </w:p>
-    <w:p>
-      <w:pPr/>
-      <w:r>
-        <w:rPr>
-          <w:lang w:val="sw_KE" w:bidi="sw_KE"/>
-        </w:rPr>
-      </w:r>
-      <w:r>
-        <w:rPr>
-          <w:lang w:val="sw_KE" w:bidi="sw_KE"/>
-        </w:rPr>
-        <w:t xml:space="preserve">Kwenye Biblia, desturi ya tohara ilianza katika </w:t>
-      </w:r>
-      <w:r>
-        <w:rPr>
-          <w:lang w:val="sw_KE" w:bidi="sw_KE"/>
-        </w:rPr>
-        <w:t>Mwanzo 17</w:t>
-      </w:r>
-      <w:r>
-        <w:rPr>
-          <w:lang w:val="sw_KE" w:bidi="sw_KE"/>
-        </w:rPr>
-        <w:t xml:space="preserve"> kama ishara ya agano kati ya Mungu na Abrahamu. Mungu alimuahidi Abrahamu nchi na, kupitia mwana ambaye bado hajazaliwa, uzao mwingi, ambao wafalme wangetoka. Baraka zingemjia Abrahamu na kupitia yeye kwa mataifa yote (</w:t>
-      </w:r>
-      <w:r>
-        <w:rPr>
-          <w:lang w:val="sw_KE" w:bidi="sw_KE"/>
-        </w:rPr>
-        <w:t>Mwanzo 12:1–3</w:t>
-      </w:r>
-      <w:r>
-        <w:rPr>
-          <w:lang w:val="sw_KE" w:bidi="sw_KE"/>
-        </w:rPr>
-        <w:t xml:space="preserve">). Baada ya agano kuzinduliwa rasmi (mlango wa </w:t>
-      </w:r>
-      <w:r>
-        <w:rPr>
-          <w:lang w:val="sw_KE" w:bidi="sw_KE"/>
-        </w:rPr>
-        <w:t>15</w:t>
-      </w:r>
-      <w:r>
-        <w:rPr>
-          <w:lang w:val="sw_KE" w:bidi="sw_KE"/>
-        </w:rPr>
-        <w:t xml:space="preserve">), Mungu alilithibitisha, akimwamuru Abrahamu kutahiriwa pamoja na wanaume wote katika nyumba yake (Mwanzo </w:t>
-      </w:r>
-      <w:r>
-        <w:rPr>
-          <w:lang w:val="sw_KE" w:bidi="sw_KE"/>
-        </w:rPr>
-        <w:t>17:9–13</w:t>
-      </w:r>
-      <w:r>
-        <w:rPr>
-          <w:lang w:val="sw_KE" w:bidi="sw_KE"/>
-        </w:rPr>
-        <w:t>).</w:t>
-      </w:r>
-    </w:p>
-    <w:p>
-      <w:pPr/>
-      <w:r>
-        <w:rPr>
-          <w:lang w:val="sw_KE" w:bidi="sw_KE"/>
-        </w:rPr>
-      </w:r>
-      <w:r>
-        <w:rPr>
-          <w:lang w:val="sw_KE" w:bidi="sw_KE"/>
-        </w:rPr>
-        <w:t>Tohara ilikuwa ni ishara ya imani kwamba ahadi za Mungu zingetimia. Kwa sababu imani ya Abrahamu ilipungua (</w:t>
-      </w:r>
-      <w:r>
-        <w:rPr>
-          <w:lang w:val="sw_KE" w:bidi="sw_KE"/>
-        </w:rPr>
-        <w:t>Mwanzo 16</w:t>
-      </w:r>
-      <w:r>
-        <w:rPr>
-          <w:lang w:val="sw_KE" w:bidi="sw_KE"/>
-        </w:rPr>
-        <w:t>) hata baada ya kuona maonyesho makuu ya utukufu wa Mungu (</w:t>
-      </w:r>
-      <w:r>
-        <w:rPr>
-          <w:lang w:val="sw_KE" w:bidi="sw_KE"/>
-        </w:rPr>
-        <w:t>15:9–17</w:t>
-      </w:r>
-      <w:r>
-        <w:rPr>
-          <w:lang w:val="sw_KE" w:bidi="sw_KE"/>
-        </w:rPr>
-        <w:t>), kumbukumbu ya kudumu ya ahadi za agano la Mungu iliwekwa kwenye mwili wake na miili ya wazao wake wa kiume (</w:t>
-      </w:r>
-      <w:r>
-        <w:rPr>
-          <w:lang w:val="sw_KE" w:bidi="sw_KE"/>
-        </w:rPr>
-        <w:t>17:11</w:t>
-      </w:r>
-      <w:r>
-        <w:rPr>
-          <w:lang w:val="sw_KE" w:bidi="sw_KE"/>
-        </w:rPr>
-        <w:t>). Ishara hii ilikuwa imehusishwa sana na ahadi ya agano la Mungu kiasi kwamba ibada yenyewe ingeweza kuitwa "agano" (</w:t>
-      </w:r>
-      <w:r>
-        <w:rPr>
-          <w:lang w:val="sw_KE" w:bidi="sw_KE"/>
-        </w:rPr>
-        <w:t>Mwanzo 17:10</w:t>
-      </w:r>
-      <w:r>
-        <w:rPr>
-          <w:lang w:val="sw_KE" w:bidi="sw_KE"/>
-        </w:rPr>
-        <w:t xml:space="preserve">; </w:t>
-      </w:r>
-      <w:r>
-        <w:rPr>
-          <w:lang w:val="sw_KE" w:bidi="sw_KE"/>
-        </w:rPr>
-        <w:t>Matendo 7:8</w:t>
-      </w:r>
-      <w:r>
-        <w:rPr>
-          <w:lang w:val="sw_KE" w:bidi="sw_KE"/>
-        </w:rPr>
-        <w:t>).</w:t>
-      </w:r>
-    </w:p>
-    <w:p>
-      <w:pPr/>
-      <w:r>
-        <w:rPr>
-          <w:lang w:val="sw_KE" w:bidi="sw_KE"/>
-        </w:rPr>
-      </w:r>
-      <w:r>
-        <w:rPr>
-          <w:lang w:val="sw_KE" w:bidi="sw_KE"/>
-        </w:rPr>
-        <w:t>Tohara ilifanyika siku ya nane baada ya kuzaliwa (</w:t>
-      </w:r>
-      <w:r>
-        <w:rPr>
-          <w:lang w:val="sw_KE" w:bidi="sw_KE"/>
-        </w:rPr>
-        <w:t>Mwanzo 17:12</w:t>
-      </w:r>
-      <w:r>
-        <w:rPr>
-          <w:lang w:val="sw_KE" w:bidi="sw_KE"/>
-        </w:rPr>
-        <w:t xml:space="preserve">; </w:t>
-      </w:r>
-      <w:r>
-        <w:rPr>
-          <w:lang w:val="sw_KE" w:bidi="sw_KE"/>
-        </w:rPr>
-        <w:t>Law 12:1–3</w:t>
-      </w:r>
-      <w:r>
-        <w:rPr>
-          <w:lang w:val="sw_KE" w:bidi="sw_KE"/>
-        </w:rPr>
-        <w:t xml:space="preserve">; tazama </w:t>
-      </w:r>
-      <w:r>
-        <w:rPr>
-          <w:lang w:val="sw_KE" w:bidi="sw_KE"/>
-        </w:rPr>
-        <w:t>Mwanzo 21:4</w:t>
-      </w:r>
-      <w:r>
-        <w:rPr>
-          <w:lang w:val="sw_KE" w:bidi="sw_KE"/>
-        </w:rPr>
-        <w:t xml:space="preserve">; </w:t>
-      </w:r>
-      <w:r>
-        <w:rPr>
-          <w:lang w:val="sw_KE" w:bidi="sw_KE"/>
-        </w:rPr>
-        <w:t>Lk 1:59</w:t>
-      </w:r>
-      <w:r>
-        <w:rPr>
-          <w:lang w:val="sw_KE" w:bidi="sw_KE"/>
-        </w:rPr>
-        <w:t xml:space="preserve">; </w:t>
-      </w:r>
-      <w:r>
-        <w:rPr>
-          <w:lang w:val="sw_KE" w:bidi="sw_KE"/>
-        </w:rPr>
-        <w:t>2:21</w:t>
-      </w:r>
-      <w:r>
-        <w:rPr>
-          <w:lang w:val="sw_KE" w:bidi="sw_KE"/>
-        </w:rPr>
-        <w:t xml:space="preserve">; </w:t>
-      </w:r>
-      <w:r>
-        <w:rPr>
-          <w:lang w:val="sw_KE" w:bidi="sw_KE"/>
-        </w:rPr>
-        <w:t>Matendo 7:8</w:t>
-      </w:r>
-      <w:r>
-        <w:rPr>
-          <w:lang w:val="sw_KE" w:bidi="sw_KE"/>
-        </w:rPr>
-        <w:t xml:space="preserve">; </w:t>
-      </w:r>
-      <w:r>
-        <w:rPr>
-          <w:lang w:val="sw_KE" w:bidi="sw_KE"/>
-        </w:rPr>
-        <w:t>Wafilipi 3:5</w:t>
-      </w:r>
-      <w:r>
-        <w:rPr>
-          <w:lang w:val="sw_KE" w:bidi="sw_KE"/>
-        </w:rPr>
-        <w:t>), kwa kawaida na baba wa mvulana (</w:t>
-      </w:r>
-      <w:r>
-        <w:rPr>
-          <w:lang w:val="sw_KE" w:bidi="sw_KE"/>
-        </w:rPr>
-        <w:t>Mwanzo 17:23</w:t>
-      </w:r>
-      <w:r>
-        <w:rPr>
-          <w:lang w:val="sw_KE" w:bidi="sw_KE"/>
-        </w:rPr>
-        <w:t xml:space="preserve">; </w:t>
-      </w:r>
-      <w:r>
-        <w:rPr>
-          <w:lang w:val="sw_KE" w:bidi="sw_KE"/>
-        </w:rPr>
-        <w:t>21:4</w:t>
-      </w:r>
-      <w:r>
-        <w:rPr>
-          <w:lang w:val="sw_KE" w:bidi="sw_KE"/>
-        </w:rPr>
-        <w:t xml:space="preserve">; </w:t>
-      </w:r>
-      <w:r>
-        <w:rPr>
-          <w:lang w:val="sw_KE" w:bidi="sw_KE"/>
-        </w:rPr>
-        <w:t>Matendo 7:8</w:t>
-      </w:r>
-      <w:r>
-        <w:rPr>
-          <w:lang w:val="sw_KE" w:bidi="sw_KE"/>
-        </w:rPr>
-        <w:t>), wakati ambapo jina lingetolewa (</w:t>
-      </w:r>
-      <w:r>
-        <w:rPr>
-          <w:lang w:val="sw_KE" w:bidi="sw_KE"/>
-        </w:rPr>
-        <w:t>Luka 1:59</w:t>
-      </w:r>
-      <w:r>
-        <w:rPr>
-          <w:lang w:val="sw_KE" w:bidi="sw_KE"/>
-        </w:rPr>
-        <w:t xml:space="preserve">; </w:t>
-      </w:r>
-      <w:r>
-        <w:rPr>
-          <w:lang w:val="sw_KE" w:bidi="sw_KE"/>
-        </w:rPr>
-        <w:t>2:21</w:t>
-      </w:r>
-      <w:r>
-        <w:rPr>
-          <w:lang w:val="sw_KE" w:bidi="sw_KE"/>
-        </w:rPr>
-        <w:t>). Visu vya jiwe vilitumika katika siku za mwanzo (</w:t>
-      </w:r>
-      <w:r>
-        <w:rPr>
-          <w:lang w:val="sw_KE" w:bidi="sw_KE"/>
-        </w:rPr>
-        <w:t>Kutoka 4:25</w:t>
-      </w:r>
-      <w:r>
-        <w:rPr>
-          <w:lang w:val="sw_KE" w:bidi="sw_KE"/>
-        </w:rPr>
-        <w:t xml:space="preserve">; </w:t>
-      </w:r>
-      <w:r>
-        <w:rPr>
-          <w:lang w:val="sw_KE" w:bidi="sw_KE"/>
-        </w:rPr>
-        <w:t>Yoshua 5:2–3</w:t>
-      </w:r>
-      <w:r>
-        <w:rPr>
-          <w:lang w:val="sw_KE" w:bidi="sw_KE"/>
-        </w:rPr>
-        <w:t>). Baadaye, ibada ilifanywa na mtaalamu aliyeitwa mohel</w:t>
-      </w:r>
-      <w:r>
-        <w:rPr>
-          <w:i/>
-          <w:lang w:val="sw_KE" w:bidi="sw_KE"/>
-        </w:rPr>
-        <w:t>.</w:t>
-      </w:r>
-      <w:r>
-        <w:rPr>
-          <w:lang w:val="sw_KE" w:bidi="sw_KE"/>
-        </w:rPr>
-        <w:t xml:space="preserve"> Utafiti wa kitabibu umebaini kwamba prothrombin, dutu katika damu inayosaidia kuganda, ipo kwa wingi zaidi siku ya nane kuliko wakati mwingine wowote maishani.</w:t>
-      </w:r>
-    </w:p>
-    <w:p>
-      <w:pPr>
-        <w:pStyle w:val="Heading4"/>
-      </w:pPr>
-      <w:r>
-        <w:rPr>
-          <w:lang w:val="sw_KE" w:bidi="sw_KE"/>
-        </w:rPr>
-        <w:t>Maana ya Theolojia</w:t>
-      </w:r>
-    </w:p>
-    <w:p>
-      <w:pPr/>
-      <w:r>
-        <w:rPr>
-          <w:lang w:val="sw_KE" w:bidi="sw_KE"/>
-        </w:rPr>
-      </w:r>
-      <w:r>
-        <w:rPr>
-          <w:lang w:val="sw_KE" w:bidi="sw_KE"/>
-        </w:rPr>
-        <w:t>Tohara ilikuwa na uhusiano na utimilifu wa ahadi ya Mungu kuhusu wazao wa Abrahamu (</w:t>
-      </w:r>
-      <w:r>
-        <w:rPr>
-          <w:lang w:val="sw_KE" w:bidi="sw_KE"/>
-        </w:rPr>
-        <w:t>Mwanzo 17:9–12</w:t>
-      </w:r>
-      <w:r>
-        <w:rPr>
-          <w:lang w:val="sw_KE" w:bidi="sw_KE"/>
-        </w:rPr>
-        <w:t>). Kwa sababu ilitumika kwenye kiungo cha uzazi, ishara hiyo ilihusisha kuendeleza kizazi. Matumizi yake kwa mtoto wa siku nane yanaonyesha tabia ya neema ya ahadi ya Mungu kwa wazao wa Abrahamu na inaonyesha kwamba watu wa Mungu wanahitaji neema ya utakaso tangu kuzaliwa (</w:t>
-      </w:r>
-      <w:r>
-        <w:rPr>
-          <w:lang w:val="sw_KE" w:bidi="sw_KE"/>
-        </w:rPr>
-        <w:t>Mambo ya Walawi 12:1–3</w:t>
-      </w:r>
-      <w:r>
-        <w:rPr>
-          <w:lang w:val="sw_KE" w:bidi="sw_KE"/>
-        </w:rPr>
-        <w:t>). Ahadi za agano zilithibitishwa tena kwa kila kizazi kabla ya wapokeaji kujibu kwa imani au kutoamini. Hakuna kitu katika mioyo ya watu waliochaguliwa kinaweza kuathiri utimilifu wa mwisho wa ahadi zilizotolewa kwa Abrahamu na wazao wake.</w:t>
-      </w:r>
-    </w:p>
-    <w:p>
-      <w:pPr/>
-      <w:r>
-        <w:rPr>
-          <w:lang w:val="sw_KE" w:bidi="sw_KE"/>
-        </w:rPr>
-      </w:r>
-      <w:r>
-        <w:rPr>
-          <w:lang w:val="sw_KE" w:bidi="sw_KE"/>
-        </w:rPr>
-        <w:t>Tohara pia ilikuwa na uhusiano na utimilifu wa ahadi ya Mungu kuhusu nchi (</w:t>
-      </w:r>
-      <w:r>
-        <w:rPr>
-          <w:lang w:val="sw_KE" w:bidi="sw_KE"/>
-        </w:rPr>
-        <w:t>Mwanzo 17:8</w:t>
-      </w:r>
-      <w:r>
-        <w:rPr>
-          <w:lang w:val="sw_KE" w:bidi="sw_KE"/>
-        </w:rPr>
-        <w:t>). Nchi ilikuwa mali takatifu ya Mungu, na Waisraeli walipaswa kuwa watakatifu ili kuimiliki. Wakati Yosefu na wazao wake walipokuwa Misri, waliendelea kuwatahiri wana wao. Lakini kufuatia dhambi kubwa katika Mlima Sinai baada ya kutoka, Waisraeli wasioamini walishindwa kuweka ishara ya agano juu ya watoto wao walipokuwa wakizunguka jangwani. Kwa sababu kizazi kipya hakikuwa kimefanyiwa tohara, watu hawakuwa tayari kuingia katika Nchi ya Ahadi. Kwa hiyo, Mungu alimwamuru Yoshua kuwatahiri wanaume wa Israeli. Jibu la utiifu la watu lilikuwa tendo la imani, kwani majeshi ya adui yalikuwa yamepiga kambi karibu wakati wapiganaji wa Israeli walipokuwa wamelemazwa na upasuaji (</w:t>
-      </w:r>
-      <w:r>
-        <w:rPr>
-          <w:lang w:val="sw_KE" w:bidi="sw_KE"/>
-        </w:rPr>
-        <w:t>Yoshua 5:2–9</w:t>
-      </w:r>
-      <w:r>
-        <w:rPr>
-          <w:lang w:val="sw_KE" w:bidi="sw_KE"/>
-        </w:rPr>
-        <w:t>).</w:t>
-      </w:r>
-    </w:p>
-    <w:p>
-      <w:pPr/>
-      <w:r>
-        <w:rPr>
-          <w:lang w:val="sw_KE" w:bidi="sw_KE"/>
-        </w:rPr>
-      </w:r>
-      <w:r>
-        <w:rPr>
-          <w:lang w:val="sw_KE" w:bidi="sw_KE"/>
-        </w:rPr>
-        <w:t>Tangu mwanzo, ushiriki katika ahadi za agano ulikuwa wazi kwa watu nje ya nyumba ya Abrahamu (</w:t>
-      </w:r>
-      <w:r>
-        <w:rPr>
-          <w:lang w:val="sw_KE" w:bidi="sw_KE"/>
-        </w:rPr>
-        <w:t>Mwanzo 17:12–13</w:t>
-      </w:r>
-      <w:r>
-        <w:rPr>
-          <w:lang w:val="sw_KE" w:bidi="sw_KE"/>
-        </w:rPr>
-        <w:t xml:space="preserve">). </w:t>
-      </w:r>
-      <w:r>
-        <w:rPr>
-          <w:lang w:val="sw_KE" w:bidi="sw_KE"/>
-        </w:rPr>
-        <w:t>Kutoka 12:43–49</w:t>
-      </w:r>
-      <w:r>
-        <w:rPr>
-          <w:lang w:val="sw_KE" w:bidi="sw_KE"/>
-        </w:rPr>
-        <w:t xml:space="preserve"> inawapa wasio Waisraeli fursa ya kushiriki katika Pasaka ikiwa wako tayari kutimiza sharti lile lile lililowekwa kwa Wayahudi—la tohara.</w:t>
-      </w:r>
-    </w:p>
-    <w:p>
-      <w:pPr>
-        <w:pStyle w:val="Heading3"/>
-      </w:pPr>
-      <w:r>
-        <w:rPr>
-          <w:lang w:val="sw_KE" w:bidi="sw_KE"/>
-        </w:rPr>
-        <w:t>Tohara katika Agano Jipya</w:t>
-      </w:r>
-    </w:p>
-    <w:p>
-      <w:pPr/>
-      <w:r>
-        <w:rPr>
-          <w:lang w:val="sw_KE" w:bidi="sw_KE"/>
-        </w:rPr>
-      </w:r>
-      <w:r>
-        <w:rPr>
-          <w:lang w:val="sw_KE" w:bidi="sw_KE"/>
-        </w:rPr>
-        <w:t>Yohana Mbatizaji alitahiriwa, kama vile Yesu na Paulo (</w:t>
-      </w:r>
-      <w:r>
-        <w:rPr>
-          <w:lang w:val="sw_KE" w:bidi="sw_KE"/>
-        </w:rPr>
-        <w:t>Luka 1:59</w:t>
-      </w:r>
-      <w:r>
-        <w:rPr>
-          <w:lang w:val="sw_KE" w:bidi="sw_KE"/>
-        </w:rPr>
-        <w:t xml:space="preserve">; </w:t>
-      </w:r>
-      <w:r>
-        <w:rPr>
-          <w:lang w:val="sw_KE" w:bidi="sw_KE"/>
-        </w:rPr>
-        <w:t>2:21</w:t>
-      </w:r>
-      <w:r>
-        <w:rPr>
-          <w:lang w:val="sw_KE" w:bidi="sw_KE"/>
-        </w:rPr>
-        <w:t xml:space="preserve">; </w:t>
-      </w:r>
-      <w:r>
-        <w:rPr>
-          <w:lang w:val="sw_KE" w:bidi="sw_KE"/>
-        </w:rPr>
-        <w:t>Wafilipi 3:5</w:t>
-      </w:r>
-      <w:r>
-        <w:rPr>
-          <w:lang w:val="sw_KE" w:bidi="sw_KE"/>
-        </w:rPr>
-        <w:t>). Yesu alitambua umuhimu wa utakaso wa tohara (</w:t>
-      </w:r>
-      <w:r>
-        <w:rPr>
-          <w:lang w:val="sw_KE" w:bidi="sw_KE"/>
-        </w:rPr>
-        <w:t>Yohana 7:22–23</w:t>
-      </w:r>
-      <w:r>
-        <w:rPr>
-          <w:lang w:val="sw_KE" w:bidi="sw_KE"/>
-        </w:rPr>
-        <w:t>), akilinganisha desturi hiyo na huduma yake ya uponyaji ambayo ilimfanya mtu kuwa mzima kabisa na hivyo kuwa “msafi” kiibada. Kabla tu ya kupigwa mawe, Stefano alirejelea agano la tohara na kuwalaumu washtaki wake Wayahudi kwa kuwa, kama mababu zao, wenye shingo ngumu na wasiotahiriwa mioyo na masikio, na kwa daima kumpinga Roho Mtakatifu (</w:t>
-      </w:r>
-      <w:r>
-        <w:rPr>
-          <w:lang w:val="sw_KE" w:bidi="sw_KE"/>
-        </w:rPr>
-        <w:t>Matendo 7:8, 51</w:t>
-      </w:r>
-      <w:r>
-        <w:rPr>
-          <w:lang w:val="sw_KE" w:bidi="sw_KE"/>
-        </w:rPr>
-        <w:t>).</w:t>
-      </w:r>
-    </w:p>
-    <w:p>
-      <w:pPr/>
-      <w:r>
-        <w:rPr>
-          <w:lang w:val="sw_KE" w:bidi="sw_KE"/>
-        </w:rPr>
-      </w:r>
-      <w:r>
-        <w:rPr>
-          <w:lang w:val="sw_KE" w:bidi="sw_KE"/>
-        </w:rPr>
-        <w:t>Kwa muda, Wakristo wa kwanza waliendelea kushiriki katika desturi na mila za Kiyahudi, hata kuhudhuria ibada za hekalu (</w:t>
-      </w:r>
-      <w:r>
-        <w:rPr>
-          <w:lang w:val="sw_KE" w:bidi="sw_KE"/>
-        </w:rPr>
-        <w:t>Matendo 3:1</w:t>
-      </w:r>
-      <w:r>
-        <w:rPr>
-          <w:lang w:val="sw_KE" w:bidi="sw_KE"/>
-        </w:rPr>
-        <w:t xml:space="preserve">; </w:t>
-      </w:r>
-      <w:r>
-        <w:rPr>
-          <w:lang w:val="sw_KE" w:bidi="sw_KE"/>
-        </w:rPr>
-        <w:t>5:21, 42</w:t>
-      </w:r>
-      <w:r>
-        <w:rPr>
-          <w:lang w:val="sw_KE" w:bidi="sw_KE"/>
-        </w:rPr>
-        <w:t>). Wakati Mataifa walipokuja kwa Kristo, mzozo ulitokea kati ya wale waliodai kuwa ushiriki katika jumuiya ya agano unahitaji tohara na wale waliamini kuwa desturi hiyo haikuwa ya lazima. Ilidaiwa kuwa kwa kuwa ahadi ya agano la Masihi ilitolewa kwa Wayahudi, Mataifa lazima kwanza watahiriwe na kuwa Wayahudi kabla ya kupokea wokovu katika Kristo.</w:t>
-      </w:r>
-    </w:p>
-    <w:p>
-      <w:pPr/>
-      <w:r>
-        <w:rPr>
-          <w:lang w:val="sw_KE" w:bidi="sw_KE"/>
-        </w:rPr>
-      </w:r>
-      <w:r>
-        <w:rPr>
-          <w:lang w:val="sw_KE" w:bidi="sw_KE"/>
-        </w:rPr>
-        <w:t>Wakati wa Kristo, Wayahudi wengi walielewa vibaya umuhimu wa tohara, wakiamini kwamba kitendo cha kimwili kilikuwa muhimu kwa na dhamana ya wokovu. Hivyo kwa Wayahudi, utunzaji huo ukawa sio tu ishara ya upendeleo wa kidini bali pia chanzo cha kiburi cha kikabila (</w:t>
-      </w:r>
-      <w:r>
-        <w:rPr>
-          <w:lang w:val="sw_KE" w:bidi="sw_KE"/>
-        </w:rPr>
-        <w:t>Wafilipi 3:4–6</w:t>
-      </w:r>
-      <w:r>
-        <w:rPr>
-          <w:lang w:val="sw_KE" w:bidi="sw_KE"/>
-        </w:rPr>
-        <w:t>). Wayahudi hawa waliunganisha sherehe hiyo na sheria ya Mose badala ya ahadi kwa Abrahamu (</w:t>
-      </w:r>
-      <w:r>
-        <w:rPr>
-          <w:lang w:val="sw_KE" w:bidi="sw_KE"/>
-        </w:rPr>
-        <w:t>Yohana 7:22</w:t>
-      </w:r>
-      <w:r>
-        <w:rPr>
-          <w:lang w:val="sw_KE" w:bidi="sw_KE"/>
-        </w:rPr>
-        <w:t xml:space="preserve">; </w:t>
-      </w:r>
-      <w:r>
-        <w:rPr>
-          <w:lang w:val="sw_KE" w:bidi="sw_KE"/>
-        </w:rPr>
-        <w:t>Matendo 15:1</w:t>
-      </w:r>
-      <w:r>
-        <w:rPr>
-          <w:lang w:val="sw_KE" w:bidi="sw_KE"/>
-        </w:rPr>
-        <w:t xml:space="preserve">). Kwa sababu Wagiriki na Warumi hawakufanya tohara, Wayahudi walikuja kuitwa "waliotahiriwa" (Toleo la King James </w:t>
-      </w:r>
-      <w:r>
-        <w:rPr>
-          <w:lang w:val="sw_KE" w:bidi="sw_KE"/>
-        </w:rPr>
-        <w:t>Matendo 10:45</w:t>
-      </w:r>
-      <w:r>
-        <w:rPr>
-          <w:lang w:val="sw_KE" w:bidi="sw_KE"/>
-        </w:rPr>
-        <w:t xml:space="preserve">; </w:t>
-      </w:r>
-      <w:r>
-        <w:rPr>
-          <w:lang w:val="sw_KE" w:bidi="sw_KE"/>
-        </w:rPr>
-        <w:t>11:2</w:t>
-      </w:r>
-      <w:r>
-        <w:rPr>
-          <w:lang w:val="sw_KE" w:bidi="sw_KE"/>
-        </w:rPr>
-        <w:t xml:space="preserve">; </w:t>
-      </w:r>
-      <w:r>
-        <w:rPr>
-          <w:lang w:val="sw_KE" w:bidi="sw_KE"/>
-        </w:rPr>
-        <w:t>Warumi 15:8</w:t>
-      </w:r>
-      <w:r>
-        <w:rPr>
-          <w:lang w:val="sw_KE" w:bidi="sw_KE"/>
-        </w:rPr>
-        <w:t xml:space="preserve">; </w:t>
-      </w:r>
-      <w:r>
-        <w:rPr>
-          <w:lang w:val="sw_KE" w:bidi="sw_KE"/>
-        </w:rPr>
-        <w:t>Wagalatia 2:7–9</w:t>
-      </w:r>
-      <w:r>
-        <w:rPr>
-          <w:lang w:val="sw_KE" w:bidi="sw_KE"/>
-        </w:rPr>
-        <w:t xml:space="preserve">; </w:t>
-      </w:r>
-      <w:r>
-        <w:rPr>
-          <w:lang w:val="sw_KE" w:bidi="sw_KE"/>
-        </w:rPr>
-        <w:t>Waefeso 2:11</w:t>
-      </w:r>
-      <w:r>
-        <w:rPr>
-          <w:lang w:val="sw_KE" w:bidi="sw_KE"/>
-        </w:rPr>
-        <w:t xml:space="preserve">; </w:t>
-      </w:r>
-      <w:r>
-        <w:rPr>
-          <w:lang w:val="sw_KE" w:bidi="sw_KE"/>
-        </w:rPr>
-        <w:t>Tito 1:10</w:t>
-      </w:r>
-      <w:r>
-        <w:rPr>
-          <w:lang w:val="sw_KE" w:bidi="sw_KE"/>
-        </w:rPr>
-        <w:t>), na kufuatia desturi ya OT (</w:t>
-      </w:r>
-      <w:r>
-        <w:rPr>
-          <w:lang w:val="sw_KE" w:bidi="sw_KE"/>
-        </w:rPr>
-        <w:t>Ezekieli 28:10</w:t>
-      </w:r>
-      <w:r>
-        <w:rPr>
-          <w:lang w:val="sw_KE" w:bidi="sw_KE"/>
-        </w:rPr>
-        <w:t xml:space="preserve">; </w:t>
-      </w:r>
-      <w:r>
-        <w:rPr>
-          <w:lang w:val="sw_KE" w:bidi="sw_KE"/>
-        </w:rPr>
-        <w:t>31:18</w:t>
-      </w:r>
-      <w:r>
-        <w:rPr>
-          <w:lang w:val="sw_KE" w:bidi="sw_KE"/>
-        </w:rPr>
-        <w:t xml:space="preserve">; </w:t>
-      </w:r>
-      <w:r>
-        <w:rPr>
-          <w:lang w:val="sw_KE" w:bidi="sw_KE"/>
-        </w:rPr>
-        <w:t>32:19–32</w:t>
-      </w:r>
-      <w:r>
-        <w:rPr>
-          <w:lang w:val="sw_KE" w:bidi="sw_KE"/>
-        </w:rPr>
-        <w:t xml:space="preserve">), Mataifa waliitwa "wasio tahiriwa" (Toleo la King James </w:t>
-      </w:r>
-      <w:r>
-        <w:rPr>
-          <w:lang w:val="sw_KE" w:bidi="sw_KE"/>
-        </w:rPr>
-        <w:t>Wagalatia 2:7</w:t>
-      </w:r>
-      <w:r>
-        <w:rPr>
-          <w:lang w:val="sw_KE" w:bidi="sw_KE"/>
-        </w:rPr>
-        <w:t xml:space="preserve">; </w:t>
-      </w:r>
-      <w:r>
-        <w:rPr>
-          <w:lang w:val="sw_KE" w:bidi="sw_KE"/>
-        </w:rPr>
-        <w:t>Waefeso 2:11</w:t>
-      </w:r>
-      <w:r>
-        <w:rPr>
-          <w:lang w:val="sw_KE" w:bidi="sw_KE"/>
-        </w:rPr>
-        <w:t>).</w:t>
-      </w:r>
-    </w:p>
-    <w:p>
-      <w:pPr/>
-      <w:r>
-        <w:rPr>
-          <w:lang w:val="sw_KE" w:bidi="sw_KE"/>
-        </w:rPr>
-      </w:r>
-      <w:r>
-        <w:rPr>
-          <w:lang w:val="sw_KE" w:bidi="sw_KE"/>
-        </w:rPr>
-        <w:t>Wakati wa ziara yao huko Kaisaria, waumini wa Kiyahudi walishangazwa kugundua kwamba Mataifa wasiotahiriwa walipokea zawadi ya utakaso ya Roho Mtakatifu (</w:t>
-      </w:r>
-      <w:r>
-        <w:rPr>
-          <w:lang w:val="sw_KE" w:bidi="sw_KE"/>
-        </w:rPr>
-        <w:t>Matendo 10:44–48</w:t>
-      </w:r>
-      <w:r>
-        <w:rPr>
-          <w:lang w:val="sw_KE" w:bidi="sw_KE"/>
-        </w:rPr>
-        <w:t>). Mose alikuwa ameahidi kwamba Mungu angezitahiri mioyo ya watu wake ili kumpenda Bwana kwa moyo na roho (</w:t>
-      </w:r>
-      <w:r>
-        <w:rPr>
-          <w:lang w:val="sw_KE" w:bidi="sw_KE"/>
-        </w:rPr>
-        <w:t>Kumbukumbu 30:6</w:t>
-      </w:r>
-      <w:r>
-        <w:rPr>
-          <w:lang w:val="sw_KE" w:bidi="sw_KE"/>
-        </w:rPr>
-        <w:t>). Ezekieli alikuwa ametabiri kwamba Bwana angewanyunyizia watu wake maji safi, akiwapa moyo mpya na kuweka Roho wake ndani yao (</w:t>
-      </w:r>
-      <w:r>
-        <w:rPr>
-          <w:lang w:val="sw_KE" w:bidi="sw_KE"/>
-        </w:rPr>
-        <w:t>Ezekieli 36:25–27</w:t>
-      </w:r>
-      <w:r>
-        <w:rPr>
-          <w:lang w:val="sw_KE" w:bidi="sw_KE"/>
-        </w:rPr>
-        <w:t>). Waumini hawa wa Kiyahudi waliposhuhudia utimilifu wa unabii kwamba Mungu angemimina Roho wake juu ya wote (</w:t>
-      </w:r>
-      <w:r>
-        <w:rPr>
-          <w:lang w:val="sw_KE" w:bidi="sw_KE"/>
-        </w:rPr>
-        <w:t>Yoeli 2:28</w:t>
-      </w:r>
-      <w:r>
-        <w:rPr>
-          <w:lang w:val="sw_KE" w:bidi="sw_KE"/>
-        </w:rPr>
-        <w:t xml:space="preserve">; </w:t>
-      </w:r>
-      <w:r>
-        <w:rPr>
-          <w:lang w:val="sw_KE" w:bidi="sw_KE"/>
-        </w:rPr>
-        <w:t>Matendo 2:17</w:t>
-      </w:r>
-      <w:r>
-        <w:rPr>
-          <w:lang w:val="sw_KE" w:bidi="sw_KE"/>
-        </w:rPr>
-        <w:t>), walitambua kwamba ukweli wa ndani uliowakilishwa na tohara ungeweza kupatikana bila ishara ya kimwili. Kwa hiyo, waumini wa Mataifa walibatizwa mara moja.</w:t>
-      </w:r>
-    </w:p>
-    <w:p>
-      <w:pPr/>
-      <w:r>
-        <w:rPr>
-          <w:lang w:val="sw_KE" w:bidi="sw_KE"/>
-        </w:rPr>
-      </w:r>
-      <w:r>
-        <w:rPr>
-          <w:lang w:val="sw_KE" w:bidi="sw_KE"/>
-        </w:rPr>
-        <w:t>Sio waumini wote wa Kiyahudi waliokuwa tayari mara moja kuwakubali Mataifa katika kanisa. Petro aliporudi Yerusalemu baada ya ziara yake Kaisaria, "kundi la tohara" lilimkosoa. Lakini baada ya kueleza jinsi Roho alivyoshuka juu ya Mataifa, Petro alitangaza kwamba hangeweza kusimama dhidi ya Mungu. Kwa hili waumini wa Kiyahudi walinyamaza na kumtukuza Mungu kwamba toba ya uzima ilikuwa imepewa Mataifa (</w:t>
-      </w:r>
-      <w:r>
-        <w:rPr>
-          <w:lang w:val="sw_KE" w:bidi="sw_KE"/>
-        </w:rPr>
-        <w:t>Matendo 11:1–3, 15:8</w:t>
-      </w:r>
-      <w:r>
-        <w:rPr>
-          <w:lang w:val="sw_KE" w:bidi="sw_KE"/>
-        </w:rPr>
-        <w:t>).</w:t>
-      </w:r>
-    </w:p>
-    <w:p>
-      <w:pPr/>
-      <w:r>
-        <w:rPr>
-          <w:lang w:val="sw_KE" w:bidi="sw_KE"/>
-        </w:rPr>
-      </w:r>
-      <w:r>
-        <w:rPr>
-          <w:lang w:val="sw_KE" w:bidi="sw_KE"/>
-        </w:rPr>
-        <w:t>Baadhi ya "Wayahudi" wa chama cha Mafarisayo waliwafundisha Wakristo huko Antiokia kwamba tohara ilikuwa muhimu kwa wokovu (</w:t>
-      </w:r>
-      <w:r>
-        <w:rPr>
-          <w:lang w:val="sw_KE" w:bidi="sw_KE"/>
-        </w:rPr>
-        <w:t>Matendo 15:1, 5</w:t>
-      </w:r>
-      <w:r>
-        <w:rPr>
-          <w:lang w:val="sw_KE" w:bidi="sw_KE"/>
-        </w:rPr>
-        <w:t xml:space="preserve">). Baada ya kujadiliana na watu hawa, Paulo na Barnaba walikwenda Yerusalemu kushauriana na mitume na wazee wengine (v </w:t>
-      </w:r>
-      <w:r>
-        <w:rPr>
-          <w:lang w:val="sw_KE" w:bidi="sw_KE"/>
-        </w:rPr>
-        <w:t>2</w:t>
-      </w:r>
-      <w:r>
-        <w:rPr>
-          <w:lang w:val="sw_KE" w:bidi="sw_KE"/>
-        </w:rPr>
-        <w:t xml:space="preserve">). Petro alibainisha kuwa Mungu alikuwa amewapa Roho Mataifa na "kusafisha mioyo yao kwa imani," akithibitisha kwamba "tunaamini kwamba tutaokolewa kwa neema ya Bwana Yesu, kama wao watakavyookolewa" (vv </w:t>
-      </w:r>
-      <w:r>
-        <w:rPr>
-          <w:lang w:val="sw_KE" w:bidi="sw_KE"/>
-        </w:rPr>
-        <w:t>8–9</w:t>
+        <w:t>). Kupitia Ezekieli, Bwana alisema kwamba wageni ambao hawakutahiriwa mioyo na miili yao walikuwa wametia hekalu unajisi (</w:t>
+      </w:r>
+      <w:r>
+        <w:rPr>
+          <w:lang w:val="sw_KE" w:bidi="sw_KE"/>
+        </w:rPr>
+        <w:t>Ezekieli 44:7</w:t>
       </w:r>
       <w:r>
         <w:rPr>
@@ -7068,379 +7655,19 @@
         <w:rPr>
           <w:lang w:val="sw_KE" w:bidi="sw_KE"/>
         </w:rPr>
-        <w:t>11</w:t>
-      </w:r>
-      <w:r>
-        <w:rPr>
-          <w:lang w:val="sw_KE" w:bidi="sw_KE"/>
-        </w:rPr>
-        <w:t xml:space="preserve">, rsv). Kwa hiyo, Yakobo na viongozi wengine wa Yerusalemu walikubaliana kwamba tohara haipaswi kulazimishwa kwa Mataifa (vv </w:t>
-      </w:r>
-      <w:r>
-        <w:rPr>
-          <w:lang w:val="sw_KE" w:bidi="sw_KE"/>
-        </w:rPr>
-        <w:t>13–21</w:t>
-      </w:r>
-      <w:r>
-        <w:rPr>
-          <w:lang w:val="sw_KE" w:bidi="sw_KE"/>
-        </w:rPr>
-        <w:t>).</w:t>
-      </w:r>
-    </w:p>
-    <w:p>
-      <w:pPr/>
-      <w:r>
-        <w:rPr>
-          <w:lang w:val="sw_KE" w:bidi="sw_KE"/>
-        </w:rPr>
-      </w:r>
-      <w:r>
-        <w:rPr>
-          <w:lang w:val="sw_KE" w:bidi="sw_KE"/>
-        </w:rPr>
-        <w:t>Iliamuliwa kwamba Petero, Yakobo, na Yohana wangeaminiwa injili kwa “waliotahiriwa,” wakati Paulo na Barnaba wangehubiri kwa “wasio tahiriwa” (</w:t>
-      </w:r>
-      <w:r>
-        <w:rPr>
-          <w:lang w:val="sw_KE" w:bidi="sw_KE"/>
-        </w:rPr>
-        <w:t>Wagalatia 2:7–9</w:t>
-      </w:r>
-      <w:r>
-        <w:rPr>
-          <w:lang w:val="sw_KE" w:bidi="sw_KE"/>
-        </w:rPr>
-        <w:t>). Kwa sababu ya sera yake ya uinjilisti ya kuwa “kila kitu kwa watu wote” kuhusiana na mambo ya desturi yasiyo na umuhimu wa kiroho (</w:t>
-      </w:r>
-      <w:r>
-        <w:rPr>
-          <w:lang w:val="sw_KE" w:bidi="sw_KE"/>
-        </w:rPr>
-        <w:t>1 Wakorintho 9:19–23</w:t>
-      </w:r>
-      <w:r>
-        <w:rPr>
-          <w:lang w:val="sw_KE" w:bidi="sw_KE"/>
-        </w:rPr>
-        <w:t>), Paulo alimfanya Timotheo atahiriwe. Timotheo alihesabiwa na Wayahudi kama mmoja wa jamii yao kwa sababu mama yake alikuwa Myahudi (</w:t>
-      </w:r>
-      <w:r>
-        <w:rPr>
-          <w:lang w:val="sw_KE" w:bidi="sw_KE"/>
-        </w:rPr>
-        <w:t>Matendo 16:1–2</w:t>
-      </w:r>
-      <w:r>
-        <w:rPr>
-          <w:lang w:val="sw_KE" w:bidi="sw_KE"/>
-        </w:rPr>
-        <w:t>). Lakini Paulo alipinga majaribio ya kumfanya Tito atahiriwe, kwa kuwa alikuwa Myunani (</w:t>
-      </w:r>
-      <w:r>
-        <w:rPr>
-          <w:lang w:val="sw_KE" w:bidi="sw_KE"/>
-        </w:rPr>
-        <w:t>Wagalatia 2:3</w:t>
-      </w:r>
-      <w:r>
-        <w:rPr>
-          <w:lang w:val="sw_KE" w:bidi="sw_KE"/>
-        </w:rPr>
-        <w:t>). Paulo alionekana kuruhusu waumini Wayahudi kuwatahiri wana wao (</w:t>
-      </w:r>
-      <w:r>
-        <w:rPr>
-          <w:lang w:val="sw_KE" w:bidi="sw_KE"/>
-        </w:rPr>
-        <w:t>Matendo 21:21</w:t>
-      </w:r>
-      <w:r>
-        <w:rPr>
-          <w:lang w:val="sw_KE" w:bidi="sw_KE"/>
-        </w:rPr>
-        <w:t>).</w:t>
-      </w:r>
-    </w:p>
-    <w:p>
-      <w:pPr/>
-      <w:r>
-        <w:rPr>
-          <w:lang w:val="sw_KE" w:bidi="sw_KE"/>
-        </w:rPr>
-      </w:r>
-      <w:r>
-        <w:rPr>
-          <w:lang w:val="sw_KE" w:bidi="sw_KE"/>
-        </w:rPr>
-        <w:t>Hata hivyo, Paulo alishutumu kwamba wale waliodai kwamba Wakristo wa Galatia lazima watahiriwe na kushika sheria hawakuitii wao wenyewe bali walitaka kujivunia mwili wa Wagalatia na kuepuka mateso kwa ajili ya msalaba wa Kristo (</w:t>
-      </w:r>
-      <w:r>
-        <w:rPr>
-          <w:lang w:val="sw_KE" w:bidi="sw_KE"/>
-        </w:rPr>
-        <w:t>Wagalatia 6:12–13</w:t>
-      </w:r>
-      <w:r>
-        <w:rPr>
-          <w:lang w:val="sw_KE" w:bidi="sw_KE"/>
-        </w:rPr>
-        <w:t>)—mateso ambayo Paulo alikuwa tayari kuyavumilia (</w:t>
-      </w:r>
-      <w:r>
-        <w:rPr>
-          <w:lang w:val="sw_KE" w:bidi="sw_KE"/>
-        </w:rPr>
-        <w:t>5:11</w:t>
-      </w:r>
-      <w:r>
-        <w:rPr>
-          <w:lang w:val="sw_KE" w:bidi="sw_KE"/>
-        </w:rPr>
-        <w:t xml:space="preserve">). Akikubali kwa ajili ya hoja dhana ya Mafarisayo kwamba wokovu unaweza kupatikana kwa kushika sheria, Paulo alitangaza kwamba wale waliopokea tohara lazima watii kila sheria nyingine ya Kiyahudi (vv </w:t>
-      </w:r>
-      <w:r>
-        <w:rPr>
-          <w:lang w:val="sw_KE" w:bidi="sw_KE"/>
-        </w:rPr>
-        <w:t>2–3</w:t>
-      </w:r>
-      <w:r>
-        <w:rPr>
-          <w:lang w:val="sw_KE" w:bidi="sw_KE"/>
-        </w:rPr>
-        <w:t xml:space="preserve">). Kristo hangekuwa “na faida yoyote” kwa wale ambao “wangetakaswa kwa sheria”; jaribio hili la haki kwa matendo lingethibitisha kwamba Wagalatia walikuwa “wametengwa na Kristo,” wakiwa “wameanguka kutoka neema” (vv </w:t>
-      </w:r>
-      <w:r>
-        <w:rPr>
-          <w:lang w:val="sw_KE" w:bidi="sw_KE"/>
-        </w:rPr>
-        <w:t>2–4</w:t>
-      </w:r>
-      <w:r>
-        <w:rPr>
-          <w:lang w:val="sw_KE" w:bidi="sw_KE"/>
-        </w:rPr>
-        <w:t>). Wakristo hawa walikuwa wakijaribiwa kugeukia “injili tofauti” (</w:t>
-      </w:r>
-      <w:r>
-        <w:rPr>
-          <w:lang w:val="sw_KE" w:bidi="sw_KE"/>
-        </w:rPr>
-        <w:t>1:6–7</w:t>
-      </w:r>
-      <w:r>
-        <w:rPr>
-          <w:lang w:val="sw_KE" w:bidi="sw_KE"/>
-        </w:rPr>
-        <w:t>).</w:t>
-      </w:r>
-    </w:p>
-    <w:p>
-      <w:pPr/>
-      <w:r>
-        <w:rPr>
-          <w:lang w:val="sw_KE" w:bidi="sw_KE"/>
-        </w:rPr>
-      </w:r>
-      <w:r>
-        <w:rPr>
-          <w:lang w:val="sw_KE" w:bidi="sw_KE"/>
-        </w:rPr>
-        <w:t>Kutokana na tishio kubwa ambalo Wajuda walileta kwa injili ya neema ya bure, Paulo alitamani wale waliowavuruga Wagalatia “wajikate wenyewe” (</w:t>
-      </w:r>
-      <w:r>
-        <w:rPr>
-          <w:lang w:val="sw_KE" w:bidi="sw_KE"/>
-        </w:rPr>
-        <w:t>Wagalatia 5:12</w:t>
-      </w:r>
-      <w:r>
-        <w:rPr>
-          <w:lang w:val="sw_KE" w:bidi="sw_KE"/>
-        </w:rPr>
-        <w:t>). Aliwaita Wajuda hao “mbwa” na “watenda maovu” (kjv “kukata”), akisisitiza kwamba Wakristo ni “tahiri ya kweli,” kwa sababu wanamwabudu Mungu katika roho na kujisifu katika Kristo Yesu, bila kuweka tumaini lolote katika kazi za kibinadamu ili kupata wokovu (</w:t>
-      </w:r>
-      <w:r>
-        <w:rPr>
-          <w:lang w:val="sw_KE" w:bidi="sw_KE"/>
-        </w:rPr>
-        <w:t>Wafilipi 3:2–3</w:t>
-      </w:r>
-      <w:r>
-        <w:rPr>
-          <w:lang w:val="sw_KE" w:bidi="sw_KE"/>
-        </w:rPr>
-        <w:t>).</w:t>
-      </w:r>
-    </w:p>
-    <w:p>
-      <w:pPr/>
-      <w:r>
-        <w:rPr>
-          <w:lang w:val="sw_KE" w:bidi="sw_KE"/>
-        </w:rPr>
-      </w:r>
-      <w:r>
-        <w:rPr>
-          <w:lang w:val="sw_KE" w:bidi="sw_KE"/>
-        </w:rPr>
-        <w:t>Paulo alifundisha kwamba tohara ilikuwa na thamani kwa Wayahudi, kwani ilikuwa ni ishara kwamba kwao walikuwa wamekabidhiwa “maneno ya Mungu,” yaani, neno la Mungu kuhusu ahadi ya wokovu (</w:t>
-      </w:r>
-      <w:r>
-        <w:rPr>
-          <w:lang w:val="sw_KE" w:bidi="sw_KE"/>
-        </w:rPr>
-        <w:t>Warumi 3:1–3</w:t>
-      </w:r>
-      <w:r>
-        <w:rPr>
-          <w:lang w:val="sw_KE" w:bidi="sw_KE"/>
-        </w:rPr>
-        <w:t>). Aliwakumbusha Waefeso wenye kiburi kwamba kama Mataifa walikuwa wakati mmoja “wageni wa maagano ya ahadi,” wasio na ishara ya agano katika miili yao (</w:t>
-      </w:r>
-      <w:r>
-        <w:rPr>
-          <w:lang w:val="sw_KE" w:bidi="sw_KE"/>
-        </w:rPr>
-        <w:t>Waefeso 2:11–12</w:t>
-      </w:r>
-      <w:r>
-        <w:rPr>
-          <w:lang w:val="sw_KE" w:bidi="sw_KE"/>
-        </w:rPr>
-        <w:t xml:space="preserve">; tazama </w:t>
-      </w:r>
-      <w:r>
-        <w:rPr>
-          <w:lang w:val="sw_KE" w:bidi="sw_KE"/>
-        </w:rPr>
-        <w:t>Wakolosai 2:13</w:t>
-      </w:r>
-      <w:r>
-        <w:rPr>
-          <w:lang w:val="sw_KE" w:bidi="sw_KE"/>
-        </w:rPr>
-        <w:t>). Vivyo hivyo, Wayahudi hawakuwa na sababu ya kiburi, kwani kutotii kunaweza kusababisha tohara ya nje kuhesabiwa kama kutokuwa na tohara (</w:t>
-      </w:r>
-      <w:r>
-        <w:rPr>
-          <w:lang w:val="sw_KE" w:bidi="sw_KE"/>
-        </w:rPr>
-        <w:t>Warumi 2:25</w:t>
-      </w:r>
-      <w:r>
-        <w:rPr>
-          <w:lang w:val="sw_KE" w:bidi="sw_KE"/>
-        </w:rPr>
-        <w:t>).</w:t>
-      </w:r>
-    </w:p>
-    <w:p>
-      <w:pPr/>
-      <w:r>
-        <w:rPr>
-          <w:lang w:val="sw_KE" w:bidi="sw_KE"/>
-        </w:rPr>
-      </w:r>
-      <w:r>
-        <w:rPr>
-          <w:lang w:val="sw_KE" w:bidi="sw_KE"/>
-        </w:rPr>
-        <w:t>Paulo na mitume wengine walifuata Mose na manabii wa Agano la Kale katika kufundisha kwamba tohara ya kweli ni suala la moyo. Mafundisho ya Agano Jipya yanaenda mbali zaidi kuthibitisha kwamba muumini mwaminifu, ingawa hajatahiriwa kimwili, anachukuliwa na Mungu kama ametahiriwa, “kwa maana yeye si Myahudi wa kweli ambaye ni mmoja kwa nje, wala tohara ya kweli si kitu cha nje na kimwili” (</w:t>
-      </w:r>
-      <w:r>
-        <w:rPr>
-          <w:lang w:val="sw_KE" w:bidi="sw_KE"/>
-        </w:rPr>
-        <w:t>Warumi 2:28</w:t>
-      </w:r>
-      <w:r>
-        <w:rPr>
-          <w:lang w:val="sw_KE" w:bidi="sw_KE"/>
-        </w:rPr>
-        <w:t>, Toleo la Kawaida la Marekebisho). Wayahudi na Mataifa wote wanaokolewa kwa neema (</w:t>
-      </w:r>
-      <w:r>
-        <w:rPr>
-          <w:lang w:val="sw_KE" w:bidi="sw_KE"/>
-        </w:rPr>
-        <w:t>Matendo 15:11</w:t>
-      </w:r>
-      <w:r>
-        <w:rPr>
-          <w:lang w:val="sw_KE" w:bidi="sw_KE"/>
-        </w:rPr>
-        <w:t>), na waliotahiriwa na wasiotahiriwa wanahesabiwa haki kwa msingi wa imani yao, mbali na matendo ya sheria (</w:t>
-      </w:r>
-      <w:r>
-        <w:rPr>
-          <w:lang w:val="sw_KE" w:bidi="sw_KE"/>
-        </w:rPr>
-        <w:t>Warumi 3:28–30</w:t>
-      </w:r>
-      <w:r>
-        <w:rPr>
-          <w:lang w:val="sw_KE" w:bidi="sw_KE"/>
-        </w:rPr>
-        <w:t>).</w:t>
-      </w:r>
-    </w:p>
-    <w:p>
-      <w:pPr/>
-      <w:r>
-        <w:rPr>
-          <w:lang w:val="sw_KE" w:bidi="sw_KE"/>
-        </w:rPr>
-      </w:r>
-      <w:r>
-        <w:rPr>
-          <w:lang w:val="sw_KE" w:bidi="sw_KE"/>
-        </w:rPr>
-        <w:t>Abrahamu alitumikia kama mfano wa mtu ambaye imani yake ilihesabiwa kwake kuwa haki (</w:t>
-      </w:r>
-      <w:r>
-        <w:rPr>
-          <w:lang w:val="sw_KE" w:bidi="sw_KE"/>
-        </w:rPr>
-        <w:t>Warumi 4:3</w:t>
-      </w:r>
-      <w:r>
-        <w:rPr>
-          <w:lang w:val="sw_KE" w:bidi="sw_KE"/>
-        </w:rPr>
-        <w:t xml:space="preserve">; angalia </w:t>
-      </w:r>
-      <w:r>
-        <w:rPr>
-          <w:lang w:val="sw_KE" w:bidi="sw_KE"/>
-        </w:rPr>
-        <w:t>Mwanzo 15:6</w:t>
-      </w:r>
-      <w:r>
-        <w:rPr>
-          <w:lang w:val="sw_KE" w:bidi="sw_KE"/>
-        </w:rPr>
-        <w:t>). Paulo alidai kwamba Mataifa na Wayahudi wote wanahesabiwa haki kwa imani, kwa sababu Abrahamu alihesabiwa haki kabla hajatahiriwa. Abrahamu hakupokea tohara ili kupata haki, bali kama ishara au muhuri wa haki aliyokuwa nayo kwa imani alipokuwa bado hajatahiriwa. Hivyo, Abrahamu ni baba wa wote wanaoamini bila kutahiriwa, pamoja na wale waliotahiriwa lakini pia wanaofuata mfano wa imani ya Abrahamu (</w:t>
-      </w:r>
-      <w:r>
-        <w:rPr>
-          <w:lang w:val="sw_KE" w:bidi="sw_KE"/>
-        </w:rPr>
-        <w:t>Warumi 4:9–12</w:t>
-      </w:r>
-      <w:r>
-        <w:rPr>
-          <w:lang w:val="sw_KE" w:bidi="sw_KE"/>
-        </w:rPr>
-        <w:t xml:space="preserve">; angalia </w:t>
-      </w:r>
-      <w:r>
-        <w:rPr>
-          <w:lang w:val="sw_KE" w:bidi="sw_KE"/>
-        </w:rPr>
-        <w:t>Wagalatia 3:6–9</w:t>
+        <w:t>9</w:t>
+      </w:r>
+      <w:r>
+        <w:rPr>
+          <w:lang w:val="sw_KE" w:bidi="sw_KE"/>
+        </w:rPr>
+        <w:t>). Isaya alitazamia Yerusalemu ya baadaye ambapo watu ambao “hawakutahiriwa na wasio najisi” hawangeingia tena (</w:t>
+      </w:r>
+      <w:r>
+        <w:rPr>
+          <w:lang w:val="sw_KE" w:bidi="sw_KE"/>
+        </w:rPr>
+        <w:t>Isaya 52:1</w:t>
       </w:r>
       <w:r>
         <w:rPr>
